--- a/src/content/bios/Luns-JAMH 2015.docx
+++ b/src/content/bios/Luns-JAMH 2015.docx
@@ -1,6 +1,6 @@
 
 <file path=word/document.xml><?xml version="1.0" encoding="utf-8"?>
-<w:document xmlns:wpc="http://schemas.microsoft.com/office/word/2010/wordprocessingCanvas" xmlns:cx="http://schemas.microsoft.com/office/drawing/2014/chartex" xmlns:cx1="http://schemas.microsoft.com/office/drawing/2015/9/8/chartex" xmlns:cx2="http://schemas.microsoft.com/office/drawing/2015/10/21/chartex" xmlns:cx3="http://schemas.microsoft.com/office/drawing/2016/5/9/chartex" xmlns:cx4="http://schemas.microsoft.com/office/drawing/2016/5/10/chartex" xmlns:cx5="http://schemas.microsoft.com/office/drawing/2016/5/11/chartex" xmlns:cx6="http://schemas.microsoft.com/office/drawing/2016/5/12/chartex" xmlns:cx7="http://schemas.microsoft.com/office/drawing/2016/5/13/chartex" xmlns:cx8="http://schemas.microsoft.com/office/drawing/2016/5/14/chartex" xmlns:mc="http://schemas.openxmlformats.org/markup-compatibility/2006" xmlns:aink="http://schemas.microsoft.com/office/drawing/2016/ink" xmlns:am3d="http://schemas.microsoft.com/office/drawing/2017/model3d" xmlns:o="urn:schemas-microsoft-com:office:office" xmlns:oel="http://schemas.microsoft.com/office/2019/extlst" xmlns:r="http://schemas.openxmlformats.org/officeDocument/2006/relationships" xmlns:m="http://schemas.openxmlformats.org/officeDocument/2006/math" xmlns:v="urn:schemas-microsoft-com:vml" xmlns:wp14="http://schemas.microsoft.com/office/word/2010/wordprocessingDrawing" xmlns:wp="http://schemas.openxmlformats.org/drawingml/2006/wordprocessingDrawing" xmlns:w10="urn:schemas-microsoft-com:office:word" xmlns:w="http://schemas.openxmlformats.org/wordprocessingml/2006/main" xmlns:w14="http://schemas.microsoft.com/office/word/2010/wordml" xmlns:w15="http://schemas.microsoft.com/office/word/2012/wordml" xmlns:w16cex="http://schemas.microsoft.com/office/word/2018/wordml/cex" xmlns:w16cid="http://schemas.microsoft.com/office/word/2016/wordml/cid" xmlns:w16="http://schemas.microsoft.com/office/word/2018/wordml" xmlns:w16du="http://schemas.microsoft.com/office/word/2023/wordml/word16du" xmlns:w16sdtdh="http://schemas.microsoft.com/office/word/2020/wordml/sdtdatahash" xmlns:w16sdtfl="http://schemas.microsoft.com/office/word/2024/wordml/sdtformatlock" xmlns:w16se="http://schemas.microsoft.com/office/word/2015/wordml/symex" xmlns:wpg="http://schemas.microsoft.com/office/word/2010/wordprocessingGroup" xmlns:wpi="http://schemas.microsoft.com/office/word/2010/wordprocessingInk" xmlns:wne="http://schemas.microsoft.com/office/word/2006/wordml" xmlns:wps="http://schemas.microsoft.com/office/word/2010/wordprocessingShape" mc:Ignorable="w14 w15 w16se w16cid w16 w16cex w16sdtdh w16sdtfl w16du wp14">
+<w:document xmlns:wpc="http://schemas.microsoft.com/office/word/2010/wordprocessingCanvas" xmlns:cx="http://schemas.microsoft.com/office/drawing/2014/chartex" xmlns:cx1="http://schemas.microsoft.com/office/drawing/2015/9/8/chartex" xmlns:cx2="http://schemas.microsoft.com/office/drawing/2015/10/21/chartex" xmlns:cx3="http://schemas.microsoft.com/office/drawing/2016/5/9/chartex" xmlns:cx4="http://schemas.microsoft.com/office/drawing/2016/5/10/chartex" xmlns:cx5="http://schemas.microsoft.com/office/drawing/2016/5/11/chartex" xmlns:cx6="http://schemas.microsoft.com/office/drawing/2016/5/12/chartex" xmlns:cx7="http://schemas.microsoft.com/office/drawing/2016/5/13/chartex" xmlns:cx8="http://schemas.microsoft.com/office/drawing/2016/5/14/chartex" xmlns:mc="http://schemas.openxmlformats.org/markup-compatibility/2006" xmlns:m="http://schemas.openxmlformats.org/officeDocument/2006/math" xmlns:aink="http://schemas.microsoft.com/office/drawing/2016/ink" xmlns:am3d="http://schemas.microsoft.com/office/drawing/2017/model3d" xmlns:oel="http://schemas.microsoft.com/office/2019/extlst" xmlns:r="http://schemas.openxmlformats.org/officeDocument/2006/relationships" xmlns:wp14="http://schemas.microsoft.com/office/word/2010/wordprocessingDrawing" xmlns:wp="http://schemas.openxmlformats.org/drawingml/2006/wordprocessingDrawing" xmlns:wpg="http://schemas.microsoft.com/office/word/2010/wordprocessingGroup" xmlns:wpi="http://schemas.microsoft.com/office/word/2010/wordprocessingInk" xmlns:wps="http://schemas.microsoft.com/office/word/2010/wordprocessingShape" xmlns:o="urn:schemas-microsoft-com:office:office" xmlns:v="urn:schemas-microsoft-com:vml" xmlns:w10="urn:schemas-microsoft-com:office:word" xmlns:w="http://schemas.openxmlformats.org/wordprocessingml/2006/main" xmlns:w14="http://schemas.microsoft.com/office/word/2010/wordml" xmlns:w15="http://schemas.microsoft.com/office/word/2012/wordml" xmlns:w16cei="http://schemas.microsoft.com/office/word/2026/wordml/cei" xmlns:w16cex="http://schemas.microsoft.com/office/word/2018/wordml/cex" xmlns:w16cid="http://schemas.microsoft.com/office/word/2016/wordml/cid" xmlns:w16="http://schemas.microsoft.com/office/word/2018/wordml" xmlns:w16sdtdh="http://schemas.microsoft.com/office/word/2020/wordml/sdtdatahash" xmlns:w16sdtfl="http://schemas.microsoft.com/office/word/2024/wordml/sdtformatlock" xmlns:w16se="http://schemas.microsoft.com/office/word/2015/wordml/symex" xmlns:w16du="http://schemas.microsoft.com/office/word/2023/wordml/word16du" xmlns:wne="http://schemas.microsoft.com/office/word/2006/wordml" mc:Ignorable="w14 w15 w16se w16cid w16 w16cex w16sdtdh w16sdtfl w16du wp14">
   <w:body>
     <w:p>
       <w:pPr>
@@ -393,7 +393,6 @@
         </w:rPr>
         <w:t xml:space="preserve">Anna Paula Marie </w:t>
       </w:r>
-      <w:proofErr w:type="spellStart"/>
       <w:r>
         <w:rPr>
           <w:rFonts w:ascii="Times New Roman" w:hAnsi="Times New Roman" w:cs="Times New Roman"/>
@@ -402,9 +401,8 @@
           <w:szCs w:val="24"/>
           <w:lang w:val="en-GB"/>
         </w:rPr>
-        <w:t>Louvrier</w:t>
-      </w:r>
-      <w:proofErr w:type="spellEnd"/>
+        <w:t xml:space="preserve">Louvrier. On </w:t>
+      </w:r>
       <w:r>
         <w:rPr>
           <w:rFonts w:ascii="Times New Roman" w:hAnsi="Times New Roman" w:cs="Times New Roman"/>
@@ -413,7 +411,7 @@
           <w:szCs w:val="24"/>
           <w:lang w:val="en-GB"/>
         </w:rPr>
-        <w:t xml:space="preserve">. On </w:t>
+        <w:t>10</w:t>
       </w:r>
       <w:r>
         <w:rPr>
@@ -423,7 +421,7 @@
           <w:szCs w:val="24"/>
           <w:lang w:val="en-GB"/>
         </w:rPr>
-        <w:t>10</w:t>
+        <w:t xml:space="preserve"> </w:t>
       </w:r>
       <w:r>
         <w:rPr>
@@ -433,6 +431,66 @@
           <w:szCs w:val="24"/>
           <w:lang w:val="en-GB"/>
         </w:rPr>
+        <w:t xml:space="preserve">January </w:t>
+      </w:r>
+      <w:r>
+        <w:rPr>
+          <w:rFonts w:ascii="Times New Roman" w:hAnsi="Times New Roman" w:cs="Times New Roman"/>
+          <w:b/>
+          <w:sz w:val="24"/>
+          <w:szCs w:val="24"/>
+          <w:lang w:val="en-GB"/>
+        </w:rPr>
+        <w:t xml:space="preserve">1939 he married Elisabeth </w:t>
+      </w:r>
+      <w:r>
+        <w:rPr>
+          <w:rFonts w:ascii="Times New Roman" w:hAnsi="Times New Roman" w:cs="Times New Roman"/>
+          <w:b/>
+          <w:sz w:val="24"/>
+          <w:szCs w:val="24"/>
+          <w:lang w:val="en-GB"/>
+        </w:rPr>
+        <w:t xml:space="preserve">Cornelia </w:t>
+      </w:r>
+      <w:r>
+        <w:rPr>
+          <w:rFonts w:ascii="Times New Roman" w:hAnsi="Times New Roman" w:cs="Times New Roman"/>
+          <w:b/>
+          <w:sz w:val="24"/>
+          <w:szCs w:val="24"/>
+          <w:lang w:val="en-GB"/>
+        </w:rPr>
+        <w:t>B</w:t>
+      </w:r>
+      <w:r>
+        <w:rPr>
+          <w:rFonts w:ascii="Times New Roman" w:hAnsi="Times New Roman" w:cs="Times New Roman"/>
+          <w:b/>
+          <w:sz w:val="24"/>
+          <w:szCs w:val="24"/>
+          <w:lang w:val="en-GB"/>
+        </w:rPr>
+        <w:t>arones</w:t>
+      </w:r>
+      <w:r>
+        <w:rPr>
+          <w:rFonts w:ascii="Times New Roman" w:hAnsi="Times New Roman" w:cs="Times New Roman"/>
+          <w:b/>
+          <w:sz w:val="24"/>
+          <w:szCs w:val="24"/>
+          <w:lang w:val="en-GB"/>
+        </w:rPr>
+        <w:t>s</w:t>
+      </w:r>
+      <w:r>
+        <w:rPr>
+          <w:rFonts w:ascii="Times New Roman" w:hAnsi="Times New Roman" w:cs="Times New Roman"/>
+          <w:b/>
+          <w:sz w:val="24"/>
+          <w:szCs w:val="24"/>
+          <w:lang w:val="en-GB"/>
+        </w:rPr>
         <w:t xml:space="preserve"> </w:t>
       </w:r>
       <w:r>
@@ -443,7 +501,7 @@
           <w:szCs w:val="24"/>
           <w:lang w:val="en-GB"/>
         </w:rPr>
-        <w:t xml:space="preserve">January </w:t>
+        <w:t>v</w:t>
       </w:r>
       <w:r>
         <w:rPr>
@@ -453,99 +511,7 @@
           <w:szCs w:val="24"/>
           <w:lang w:val="en-GB"/>
         </w:rPr>
-        <w:t xml:space="preserve">1939 he married Elisabeth </w:t>
-      </w:r>
-      <w:r>
-        <w:rPr>
-          <w:rFonts w:ascii="Times New Roman" w:hAnsi="Times New Roman" w:cs="Times New Roman"/>
-          <w:b/>
-          <w:sz w:val="24"/>
-          <w:szCs w:val="24"/>
-          <w:lang w:val="en-GB"/>
-        </w:rPr>
-        <w:t xml:space="preserve">Cornelia </w:t>
-      </w:r>
-      <w:r>
-        <w:rPr>
-          <w:rFonts w:ascii="Times New Roman" w:hAnsi="Times New Roman" w:cs="Times New Roman"/>
-          <w:b/>
-          <w:sz w:val="24"/>
-          <w:szCs w:val="24"/>
-          <w:lang w:val="en-GB"/>
-        </w:rPr>
-        <w:t>B</w:t>
-      </w:r>
-      <w:r>
-        <w:rPr>
-          <w:rFonts w:ascii="Times New Roman" w:hAnsi="Times New Roman" w:cs="Times New Roman"/>
-          <w:b/>
-          <w:sz w:val="24"/>
-          <w:szCs w:val="24"/>
-          <w:lang w:val="en-GB"/>
-        </w:rPr>
-        <w:t>arones</w:t>
-      </w:r>
-      <w:r>
-        <w:rPr>
-          <w:rFonts w:ascii="Times New Roman" w:hAnsi="Times New Roman" w:cs="Times New Roman"/>
-          <w:b/>
-          <w:sz w:val="24"/>
-          <w:szCs w:val="24"/>
-          <w:lang w:val="en-GB"/>
-        </w:rPr>
-        <w:t>s</w:t>
-      </w:r>
-      <w:r>
-        <w:rPr>
-          <w:rFonts w:ascii="Times New Roman" w:hAnsi="Times New Roman" w:cs="Times New Roman"/>
-          <w:b/>
-          <w:sz w:val="24"/>
-          <w:szCs w:val="24"/>
-          <w:lang w:val="en-GB"/>
-        </w:rPr>
-        <w:t xml:space="preserve"> </w:t>
-      </w:r>
-      <w:r>
-        <w:rPr>
-          <w:rFonts w:ascii="Times New Roman" w:hAnsi="Times New Roman" w:cs="Times New Roman"/>
-          <w:b/>
-          <w:sz w:val="24"/>
-          <w:szCs w:val="24"/>
-          <w:lang w:val="en-GB"/>
-        </w:rPr>
-        <w:t>v</w:t>
-      </w:r>
-      <w:r>
-        <w:rPr>
-          <w:rFonts w:ascii="Times New Roman" w:hAnsi="Times New Roman" w:cs="Times New Roman"/>
-          <w:b/>
-          <w:sz w:val="24"/>
-          <w:szCs w:val="24"/>
-          <w:lang w:val="en-GB"/>
-        </w:rPr>
-        <w:t xml:space="preserve">an </w:t>
-      </w:r>
-      <w:proofErr w:type="spellStart"/>
-      <w:r>
-        <w:rPr>
-          <w:rFonts w:ascii="Times New Roman" w:hAnsi="Times New Roman" w:cs="Times New Roman"/>
-          <w:b/>
-          <w:sz w:val="24"/>
-          <w:szCs w:val="24"/>
-          <w:lang w:val="en-GB"/>
-        </w:rPr>
-        <w:t>Heemstra</w:t>
-      </w:r>
-      <w:proofErr w:type="spellEnd"/>
-      <w:r>
-        <w:rPr>
-          <w:rFonts w:ascii="Times New Roman" w:hAnsi="Times New Roman" w:cs="Times New Roman"/>
-          <w:b/>
-          <w:sz w:val="24"/>
-          <w:szCs w:val="24"/>
-          <w:lang w:val="en-GB"/>
-        </w:rPr>
-        <w:t xml:space="preserve">. They had a daughter and a son. </w:t>
+        <w:t xml:space="preserve">an Heemstra. They had a daughter and a son. </w:t>
       </w:r>
     </w:p>
     <w:p>
@@ -658,13 +624,13 @@
           <w:noProof/>
           <w:sz w:val="24"/>
           <w:szCs w:val="24"/>
-          <w:lang w:val="en-US"/>
+          <w:lang w:val="en-GB"/>
         </w:rPr>
         <w:drawing>
-          <wp:inline distT="0" distB="0" distL="0" distR="0" wp14:anchorId="42441C10" wp14:editId="55B428A2">
-            <wp:extent cx="1866900" cy="2525408"/>
-            <wp:effectExtent l="0" t="0" r="0" b="1905"/>
-            <wp:docPr id="2" name="Afbeelding 1"/>
+          <wp:inline distT="0" distB="0" distL="0" distR="0" wp14:anchorId="67B19EA2" wp14:editId="0594248E">
+            <wp:extent cx="2110054" cy="3165081"/>
+            <wp:effectExtent l="0" t="0" r="0" b="0"/>
+            <wp:docPr id="177333273" name="Afbeelding 1"/>
             <wp:cNvGraphicFramePr>
               <a:graphicFrameLocks xmlns:a="http://schemas.openxmlformats.org/drawingml/2006/main" noChangeAspect="1"/>
             </wp:cNvGraphicFramePr>
@@ -672,7 +638,7 @@
               <a:graphicData uri="http://schemas.openxmlformats.org/drawingml/2006/picture">
                 <pic:pic xmlns:pic="http://schemas.openxmlformats.org/drawingml/2006/picture">
                   <pic:nvPicPr>
-                    <pic:cNvPr id="0" name="Foto Luns NAVO.jpg"/>
+                    <pic:cNvPr id="177333273" name="Afbeelding 177333273"/>
                     <pic:cNvPicPr/>
                   </pic:nvPicPr>
                   <pic:blipFill>
@@ -690,7 +656,7 @@
                   <pic:spPr>
                     <a:xfrm>
                       <a:off x="0" y="0"/>
-                      <a:ext cx="1940493" cy="2624960"/>
+                      <a:ext cx="2150743" cy="3226115"/>
                     </a:xfrm>
                     <a:prstGeom prst="rect">
                       <a:avLst/>
@@ -731,19 +697,15 @@
         </w:rPr>
         <w:t xml:space="preserve">: </w:t>
       </w:r>
-      <w:hyperlink r:id="rId9" w:history="1">
-        <w:r>
-          <w:rPr>
-            <w:rStyle w:val="Hyperlink"/>
-            <w:rFonts w:ascii="Times New Roman" w:hAnsi="Times New Roman" w:cs="Times New Roman"/>
-            <w:sz w:val="24"/>
-            <w:szCs w:val="24"/>
-            <w:u w:val="none"/>
-            <w:lang w:val="en-GB"/>
-          </w:rPr>
-          <w:t>www.nato.int/cps/en/natohq/who_is_who_7301.htm</w:t>
-        </w:r>
-      </w:hyperlink>
+      <w:r>
+        <w:rPr>
+          <w:rFonts w:ascii="Times New Roman" w:hAnsi="Times New Roman" w:cs="Times New Roman"/>
+          <w:sz w:val="24"/>
+          <w:szCs w:val="24"/>
+          <w:lang w:val="en-GB"/>
+        </w:rPr>
+        <w:t>Luns, 1 October 1971, NATO, Flickr</w:t>
+      </w:r>
     </w:p>
     <w:p>
       <w:pPr>
@@ -2371,6 +2333,7 @@
           <w:szCs w:val="24"/>
           <w:lang w:val="en-GB"/>
         </w:rPr>
+        <w:lastRenderedPageBreak/>
         <w:t>A</w:t>
       </w:r>
       <w:r>
@@ -2542,46 +2505,16 @@
           <w:szCs w:val="24"/>
           <w:lang w:val="en-GB"/>
         </w:rPr>
-        <w:t xml:space="preserve"> </w:t>
-      </w:r>
-      <w:proofErr w:type="spellStart"/>
-      <w:r>
-        <w:rPr>
-          <w:rFonts w:ascii="Times New Roman" w:hAnsi="Times New Roman" w:cs="Times New Roman"/>
-          <w:sz w:val="24"/>
-          <w:szCs w:val="24"/>
-          <w:lang w:val="en-GB"/>
-        </w:rPr>
-        <w:t>Beyen</w:t>
-      </w:r>
-      <w:proofErr w:type="spellEnd"/>
-      <w:r>
-        <w:rPr>
-          <w:rFonts w:ascii="Times New Roman" w:hAnsi="Times New Roman" w:cs="Times New Roman"/>
-          <w:sz w:val="24"/>
-          <w:szCs w:val="24"/>
-          <w:lang w:val="en-GB"/>
-        </w:rPr>
-        <w:t xml:space="preserve">. Asked why a small country </w:t>
-      </w:r>
-      <w:r>
-        <w:rPr>
-          <w:rFonts w:ascii="Times New Roman" w:hAnsi="Times New Roman" w:cs="Times New Roman"/>
-          <w:sz w:val="24"/>
-          <w:szCs w:val="24"/>
-          <w:lang w:val="en-GB"/>
-        </w:rPr>
-        <w:t xml:space="preserve">needed two foreign </w:t>
-      </w:r>
-      <w:r>
-        <w:rPr>
-          <w:rFonts w:ascii="Times New Roman" w:hAnsi="Times New Roman" w:cs="Times New Roman"/>
-          <w:sz w:val="24"/>
-          <w:szCs w:val="24"/>
-          <w:lang w:val="en-GB"/>
-        </w:rPr>
-        <w:lastRenderedPageBreak/>
-        <w:t>m</w:t>
+        <w:t xml:space="preserve"> Beyen. Asked why a small country </w:t>
+      </w:r>
+      <w:r>
+        <w:rPr>
+          <w:rFonts w:ascii="Times New Roman" w:hAnsi="Times New Roman" w:cs="Times New Roman"/>
+          <w:sz w:val="24"/>
+          <w:szCs w:val="24"/>
+          <w:lang w:val="en-GB"/>
+        </w:rPr>
+        <w:t>needed two foreign m</w:t>
       </w:r>
       <w:r>
         <w:rPr>
@@ -3965,7 +3898,17 @@
           <w:szCs w:val="24"/>
           <w:lang w:val="en-GB"/>
         </w:rPr>
-        <w:t>) were frequent and often heated. In 1963 Luns condemned de Gaulle’s veto to British membership as a ‘deadly threat to the free world’ (</w:t>
+        <w:t xml:space="preserve">) </w:t>
+      </w:r>
+      <w:r>
+        <w:rPr>
+          <w:rFonts w:ascii="Times New Roman" w:hAnsi="Times New Roman" w:cs="Times New Roman"/>
+          <w:sz w:val="24"/>
+          <w:szCs w:val="24"/>
+          <w:lang w:val="en-GB"/>
+        </w:rPr>
+        <w:lastRenderedPageBreak/>
+        <w:t>were frequent and often heated. In 1963 Luns condemned de Gaulle’s veto to British membership as a ‘deadly threat to the free world’ (</w:t>
       </w:r>
       <w:proofErr w:type="spellStart"/>
       <w:r>
@@ -4014,17 +3957,7 @@
           <w:szCs w:val="24"/>
           <w:lang w:val="en-GB"/>
         </w:rPr>
-        <w:t xml:space="preserve"> in 1966, when France decided to leave the military structure of the North Atlantic Treaty Organization (NATO) and in 1967, when de Gaulle vetoed the UK’s EEC membership for the second time. After de Gaulle’s resignation in 1969 Luns took </w:t>
-      </w:r>
-      <w:r>
-        <w:rPr>
-          <w:rFonts w:ascii="Times New Roman" w:hAnsi="Times New Roman" w:cs="Times New Roman"/>
-          <w:sz w:val="24"/>
-          <w:szCs w:val="24"/>
-          <w:lang w:val="en-GB"/>
-        </w:rPr>
-        <w:lastRenderedPageBreak/>
-        <w:t xml:space="preserve">great satisfaction in the French change of heart on the UK’s entry into the common market. Due to his contribution to European </w:t>
+        <w:t xml:space="preserve"> in 1966, when France decided to leave the military structure of the North Atlantic Treaty Organization (NATO) and in 1967, when de Gaulle vetoed the UK’s EEC membership for the second time. After de Gaulle’s resignation in 1969 Luns took great satisfaction in the French change of heart on the UK’s entry into the common market. Due to his contribution to European </w:t>
       </w:r>
       <w:proofErr w:type="gramStart"/>
       <w:r>
@@ -5789,7 +5722,53 @@
           <w:szCs w:val="24"/>
           <w:lang w:val="en-GB"/>
         </w:rPr>
-        <w:t xml:space="preserve">ing the second Dutch Secretary General after Dirk </w:t>
+        <w:t xml:space="preserve">ing the second Dutch Secretary General after Dirk Stikker (1961-1964). </w:t>
+      </w:r>
+      <w:r>
+        <w:rPr>
+          <w:rFonts w:ascii="Times New Roman" w:hAnsi="Times New Roman" w:cs="Times New Roman"/>
+          <w:sz w:val="24"/>
+          <w:szCs w:val="24"/>
+          <w:lang w:val="en-GB"/>
+        </w:rPr>
+        <w:t>Being a highly respected figure in international politics, who</w:t>
+      </w:r>
+      <w:r>
+        <w:rPr>
+          <w:rFonts w:ascii="Times New Roman" w:hAnsi="Times New Roman" w:cs="Times New Roman"/>
+          <w:sz w:val="24"/>
+          <w:szCs w:val="24"/>
+          <w:lang w:val="en-GB"/>
+        </w:rPr>
+        <w:t xml:space="preserve">se Atlantic commitment was </w:t>
+      </w:r>
+      <w:r>
+        <w:rPr>
+          <w:rFonts w:ascii="Times New Roman" w:hAnsi="Times New Roman" w:cs="Times New Roman"/>
+          <w:sz w:val="24"/>
+          <w:szCs w:val="24"/>
+          <w:lang w:val="en-GB"/>
+        </w:rPr>
+        <w:t>well known</w:t>
+      </w:r>
+      <w:r>
+        <w:rPr>
+          <w:rFonts w:ascii="Times New Roman" w:hAnsi="Times New Roman" w:cs="Times New Roman"/>
+          <w:color w:val="FF0000"/>
+          <w:sz w:val="24"/>
+          <w:szCs w:val="24"/>
+          <w:lang w:val="en-GB"/>
+        </w:rPr>
+        <w:t xml:space="preserve"> </w:t>
+      </w:r>
+      <w:r>
+        <w:rPr>
+          <w:rFonts w:ascii="Times New Roman" w:hAnsi="Times New Roman" w:cs="Times New Roman"/>
+          <w:sz w:val="24"/>
+          <w:szCs w:val="24"/>
+          <w:lang w:val="en-GB"/>
+        </w:rPr>
+        <w:t xml:space="preserve">(Brouwer and </w:t>
       </w:r>
       <w:proofErr w:type="spellStart"/>
       <w:r>
@@ -5799,7 +5778,7 @@
           <w:szCs w:val="24"/>
           <w:lang w:val="en-GB"/>
         </w:rPr>
-        <w:t>Stikker</w:t>
+        <w:t>Megens</w:t>
       </w:r>
       <w:proofErr w:type="spellEnd"/>
       <w:r>
@@ -5809,39 +5788,47 @@
           <w:szCs w:val="24"/>
           <w:lang w:val="en-GB"/>
         </w:rPr>
-        <w:t xml:space="preserve"> (1961-1964). </w:t>
-      </w:r>
-      <w:r>
-        <w:rPr>
-          <w:rFonts w:ascii="Times New Roman" w:hAnsi="Times New Roman" w:cs="Times New Roman"/>
-          <w:sz w:val="24"/>
-          <w:szCs w:val="24"/>
-          <w:lang w:val="en-GB"/>
-        </w:rPr>
-        <w:t>Being a highly respected figure in international politics, who</w:t>
-      </w:r>
-      <w:r>
-        <w:rPr>
-          <w:rFonts w:ascii="Times New Roman" w:hAnsi="Times New Roman" w:cs="Times New Roman"/>
-          <w:sz w:val="24"/>
-          <w:szCs w:val="24"/>
-          <w:lang w:val="en-GB"/>
-        </w:rPr>
-        <w:t xml:space="preserve">se Atlantic commitment was </w:t>
-      </w:r>
-      <w:r>
-        <w:rPr>
-          <w:rFonts w:ascii="Times New Roman" w:hAnsi="Times New Roman" w:cs="Times New Roman"/>
-          <w:sz w:val="24"/>
-          <w:szCs w:val="24"/>
-          <w:lang w:val="en-GB"/>
-        </w:rPr>
-        <w:t>well known</w:t>
-      </w:r>
-      <w:r>
-        <w:rPr>
-          <w:rFonts w:ascii="Times New Roman" w:hAnsi="Times New Roman" w:cs="Times New Roman"/>
-          <w:color w:val="FF0000"/>
+        <w:t xml:space="preserve"> 2012: 74), h</w:t>
+      </w:r>
+      <w:r>
+        <w:rPr>
+          <w:rFonts w:ascii="Times New Roman" w:hAnsi="Times New Roman" w:cs="Times New Roman"/>
+          <w:sz w:val="24"/>
+          <w:szCs w:val="24"/>
+          <w:lang w:val="en-GB"/>
+        </w:rPr>
+        <w:t xml:space="preserve">is nomination </w:t>
+      </w:r>
+      <w:r>
+        <w:rPr>
+          <w:rFonts w:ascii="Times New Roman" w:hAnsi="Times New Roman" w:cs="Times New Roman"/>
+          <w:sz w:val="24"/>
+          <w:szCs w:val="24"/>
+          <w:lang w:val="en-GB"/>
+        </w:rPr>
+        <w:t>went</w:t>
+      </w:r>
+      <w:r>
+        <w:rPr>
+          <w:rFonts w:ascii="Times New Roman" w:hAnsi="Times New Roman" w:cs="Times New Roman"/>
+          <w:sz w:val="24"/>
+          <w:szCs w:val="24"/>
+          <w:lang w:val="en-GB"/>
+        </w:rPr>
+        <w:t xml:space="preserve"> undisputed. His ministerial longevity had allowed him to build up ‘an unrivalled network of political friendships and contacts which came in useful when he switched from being a Minister and politician to an international civil servant at the helm of the Atlantic Alliance’ (Shea 2002)</w:t>
+      </w:r>
+      <w:r>
+        <w:rPr>
+          <w:rFonts w:ascii="Times New Roman" w:hAnsi="Times New Roman" w:cs="Times New Roman"/>
+          <w:sz w:val="24"/>
+          <w:szCs w:val="24"/>
+          <w:lang w:val="en-GB"/>
+        </w:rPr>
+        <w:t>.</w:t>
+      </w:r>
+      <w:r>
+        <w:rPr>
+          <w:rFonts w:ascii="Times New Roman" w:hAnsi="Times New Roman" w:cs="Times New Roman"/>
           <w:sz w:val="24"/>
           <w:szCs w:val="24"/>
           <w:lang w:val="en-GB"/>
@@ -5855,7 +5842,361 @@
           <w:szCs w:val="24"/>
           <w:lang w:val="en-GB"/>
         </w:rPr>
-        <w:t xml:space="preserve">(Brouwer and </w:t>
+        <w:t xml:space="preserve">He </w:t>
+      </w:r>
+      <w:r>
+        <w:rPr>
+          <w:rFonts w:ascii="Times New Roman" w:hAnsi="Times New Roman" w:cs="Times New Roman"/>
+          <w:sz w:val="24"/>
+          <w:szCs w:val="24"/>
+          <w:lang w:val="en-GB"/>
+        </w:rPr>
+        <w:t>succe</w:t>
+      </w:r>
+      <w:r>
+        <w:rPr>
+          <w:rFonts w:ascii="Times New Roman" w:hAnsi="Times New Roman" w:cs="Times New Roman"/>
+          <w:sz w:val="24"/>
+          <w:szCs w:val="24"/>
+          <w:lang w:val="en-GB"/>
+        </w:rPr>
+        <w:t>eded</w:t>
+      </w:r>
+      <w:r>
+        <w:rPr>
+          <w:rFonts w:ascii="Times New Roman" w:hAnsi="Times New Roman" w:cs="Times New Roman"/>
+          <w:sz w:val="24"/>
+          <w:szCs w:val="24"/>
+          <w:lang w:val="en-GB"/>
+        </w:rPr>
+        <w:t xml:space="preserve"> Manlio Brosio</w:t>
+      </w:r>
+      <w:r>
+        <w:rPr>
+          <w:rFonts w:ascii="Times New Roman" w:hAnsi="Times New Roman" w:cs="Times New Roman"/>
+          <w:sz w:val="24"/>
+          <w:szCs w:val="24"/>
+          <w:lang w:val="en-GB"/>
+        </w:rPr>
+        <w:t>, the</w:t>
+      </w:r>
+      <w:r>
+        <w:rPr>
+          <w:rFonts w:ascii="Times New Roman" w:hAnsi="Times New Roman" w:cs="Times New Roman"/>
+          <w:sz w:val="24"/>
+          <w:szCs w:val="24"/>
+          <w:lang w:val="en-GB"/>
+        </w:rPr>
+        <w:t xml:space="preserve"> cautious and adept </w:t>
+      </w:r>
+      <w:r>
+        <w:rPr>
+          <w:rFonts w:ascii="Times New Roman" w:hAnsi="Times New Roman" w:cs="Times New Roman"/>
+          <w:sz w:val="24"/>
+          <w:szCs w:val="24"/>
+          <w:lang w:val="en-GB"/>
+        </w:rPr>
+        <w:t xml:space="preserve">Italian diplomat who had </w:t>
+      </w:r>
+      <w:r>
+        <w:rPr>
+          <w:rFonts w:ascii="Times New Roman" w:hAnsi="Times New Roman" w:cs="Times New Roman"/>
+          <w:sz w:val="24"/>
+          <w:szCs w:val="24"/>
+          <w:lang w:val="en-GB"/>
+        </w:rPr>
+        <w:t>shown</w:t>
+      </w:r>
+      <w:r>
+        <w:rPr>
+          <w:rFonts w:ascii="Times New Roman" w:hAnsi="Times New Roman" w:cs="Times New Roman"/>
+          <w:sz w:val="24"/>
+          <w:szCs w:val="24"/>
+          <w:lang w:val="en-GB"/>
+        </w:rPr>
+        <w:t xml:space="preserve"> effective leadership in tim</w:t>
+      </w:r>
+      <w:r>
+        <w:rPr>
+          <w:rFonts w:ascii="Times New Roman" w:hAnsi="Times New Roman" w:cs="Times New Roman"/>
+          <w:sz w:val="24"/>
+          <w:szCs w:val="24"/>
+          <w:lang w:val="en-GB"/>
+        </w:rPr>
+        <w:t>es of crises within the alliance.</w:t>
+      </w:r>
+      <w:r>
+        <w:rPr>
+          <w:rFonts w:ascii="Times New Roman" w:hAnsi="Times New Roman" w:cs="Times New Roman"/>
+          <w:sz w:val="24"/>
+          <w:szCs w:val="24"/>
+          <w:lang w:val="en-GB"/>
+        </w:rPr>
+        <w:t xml:space="preserve"> Unlike his predecessor</w:t>
+      </w:r>
+      <w:r>
+        <w:rPr>
+          <w:rFonts w:ascii="Times New Roman" w:hAnsi="Times New Roman" w:cs="Times New Roman"/>
+          <w:sz w:val="24"/>
+          <w:szCs w:val="24"/>
+          <w:lang w:val="en-GB"/>
+        </w:rPr>
+        <w:t>,</w:t>
+      </w:r>
+      <w:r>
+        <w:rPr>
+          <w:rFonts w:ascii="Times New Roman" w:hAnsi="Times New Roman" w:cs="Times New Roman"/>
+          <w:sz w:val="24"/>
+          <w:szCs w:val="24"/>
+          <w:lang w:val="en-GB"/>
+        </w:rPr>
+        <w:t xml:space="preserve"> Luns </w:t>
+      </w:r>
+      <w:r>
+        <w:rPr>
+          <w:rFonts w:ascii="Times New Roman" w:hAnsi="Times New Roman" w:cs="Times New Roman"/>
+          <w:sz w:val="24"/>
+          <w:szCs w:val="24"/>
+          <w:lang w:val="en-GB"/>
+        </w:rPr>
+        <w:t xml:space="preserve">did not indulge in </w:t>
+      </w:r>
+      <w:proofErr w:type="gramStart"/>
+      <w:r>
+        <w:rPr>
+          <w:rFonts w:ascii="Times New Roman" w:hAnsi="Times New Roman" w:cs="Times New Roman"/>
+          <w:sz w:val="24"/>
+          <w:szCs w:val="24"/>
+          <w:lang w:val="en-GB"/>
+        </w:rPr>
+        <w:t>details</w:t>
+      </w:r>
+      <w:proofErr w:type="gramEnd"/>
+      <w:r>
+        <w:rPr>
+          <w:rFonts w:ascii="Times New Roman" w:hAnsi="Times New Roman" w:cs="Times New Roman"/>
+          <w:sz w:val="24"/>
+          <w:szCs w:val="24"/>
+          <w:lang w:val="en-GB"/>
+        </w:rPr>
+        <w:t xml:space="preserve">. </w:t>
+      </w:r>
+      <w:r>
+        <w:rPr>
+          <w:rFonts w:ascii="Times New Roman" w:hAnsi="Times New Roman" w:cs="Times New Roman"/>
+          <w:sz w:val="24"/>
+          <w:szCs w:val="24"/>
+          <w:lang w:val="en-GB"/>
+        </w:rPr>
+        <w:t xml:space="preserve">He was ‘not one for complex dossiers and technical details’, </w:t>
+      </w:r>
+      <w:r>
+        <w:rPr>
+          <w:rFonts w:ascii="Times New Roman" w:hAnsi="Times New Roman" w:cs="Times New Roman"/>
+          <w:sz w:val="24"/>
+          <w:szCs w:val="24"/>
+          <w:lang w:val="en-GB"/>
+        </w:rPr>
+        <w:t>according</w:t>
+      </w:r>
+      <w:r>
+        <w:rPr>
+          <w:rFonts w:ascii="Times New Roman" w:hAnsi="Times New Roman" w:cs="Times New Roman"/>
+          <w:sz w:val="24"/>
+          <w:szCs w:val="24"/>
+          <w:lang w:val="en-GB"/>
+        </w:rPr>
+        <w:t xml:space="preserve"> to</w:t>
+      </w:r>
+      <w:r>
+        <w:rPr>
+          <w:rFonts w:ascii="Times New Roman" w:hAnsi="Times New Roman" w:cs="Times New Roman"/>
+          <w:sz w:val="24"/>
+          <w:szCs w:val="24"/>
+          <w:lang w:val="en-GB"/>
+        </w:rPr>
+        <w:t xml:space="preserve"> NATO-press officer </w:t>
+      </w:r>
+      <w:r>
+        <w:rPr>
+          <w:rFonts w:ascii="Times New Roman" w:hAnsi="Times New Roman" w:cs="Times New Roman"/>
+          <w:sz w:val="24"/>
+          <w:szCs w:val="24"/>
+          <w:lang w:val="en-GB"/>
+        </w:rPr>
+        <w:t xml:space="preserve">Jamie </w:t>
+      </w:r>
+      <w:r>
+        <w:rPr>
+          <w:rFonts w:ascii="Times New Roman" w:hAnsi="Times New Roman" w:cs="Times New Roman"/>
+          <w:sz w:val="24"/>
+          <w:szCs w:val="24"/>
+          <w:lang w:val="en-GB"/>
+        </w:rPr>
+        <w:t xml:space="preserve">Shea </w:t>
+      </w:r>
+      <w:r>
+        <w:rPr>
+          <w:rFonts w:ascii="Times New Roman" w:hAnsi="Times New Roman" w:cs="Times New Roman"/>
+          <w:sz w:val="24"/>
+          <w:szCs w:val="24"/>
+          <w:lang w:val="en-GB"/>
+        </w:rPr>
+        <w:t>(2002)</w:t>
+      </w:r>
+      <w:r>
+        <w:rPr>
+          <w:rFonts w:ascii="Times New Roman" w:hAnsi="Times New Roman" w:cs="Times New Roman"/>
+          <w:sz w:val="24"/>
+          <w:szCs w:val="24"/>
+          <w:lang w:val="en-GB"/>
+        </w:rPr>
+        <w:t xml:space="preserve">. </w:t>
+      </w:r>
+      <w:r>
+        <w:rPr>
+          <w:rFonts w:ascii="Times New Roman" w:hAnsi="Times New Roman" w:cs="Times New Roman"/>
+          <w:sz w:val="24"/>
+          <w:szCs w:val="24"/>
+          <w:lang w:val="en-GB"/>
+        </w:rPr>
+        <w:t xml:space="preserve">Instead, </w:t>
+      </w:r>
+      <w:r>
+        <w:rPr>
+          <w:rFonts w:ascii="Times New Roman" w:hAnsi="Times New Roman" w:cs="Times New Roman"/>
+          <w:sz w:val="24"/>
+          <w:szCs w:val="24"/>
+          <w:lang w:val="en-GB"/>
+        </w:rPr>
+        <w:t xml:space="preserve">Luns </w:t>
+      </w:r>
+      <w:r>
+        <w:rPr>
+          <w:rFonts w:ascii="Times New Roman" w:hAnsi="Times New Roman" w:cs="Times New Roman"/>
+          <w:sz w:val="24"/>
+          <w:szCs w:val="24"/>
+          <w:lang w:val="en-GB"/>
+        </w:rPr>
+        <w:t xml:space="preserve">relied on his closest colleagues, first and foremost </w:t>
+      </w:r>
+      <w:r>
+        <w:rPr>
+          <w:rFonts w:ascii="Times New Roman" w:hAnsi="Times New Roman" w:cs="Times New Roman"/>
+          <w:sz w:val="24"/>
+          <w:szCs w:val="24"/>
+          <w:lang w:val="en-GB"/>
+        </w:rPr>
+        <w:t xml:space="preserve">on </w:t>
+      </w:r>
+      <w:r>
+        <w:rPr>
+          <w:rFonts w:ascii="Times New Roman" w:hAnsi="Times New Roman" w:cs="Times New Roman"/>
+          <w:sz w:val="24"/>
+          <w:szCs w:val="24"/>
+          <w:lang w:val="en-GB"/>
+        </w:rPr>
+        <w:t xml:space="preserve">his Chief of Staff, </w:t>
+      </w:r>
+      <w:r>
+        <w:rPr>
+          <w:rFonts w:ascii="Times New Roman" w:hAnsi="Times New Roman" w:cs="Times New Roman"/>
+          <w:sz w:val="24"/>
+          <w:szCs w:val="24"/>
+          <w:lang w:val="en-GB"/>
+        </w:rPr>
+        <w:t>S</w:t>
+      </w:r>
+      <w:r>
+        <w:rPr>
+          <w:rFonts w:ascii="Times New Roman" w:hAnsi="Times New Roman" w:cs="Times New Roman"/>
+          <w:sz w:val="24"/>
+          <w:szCs w:val="24"/>
+          <w:lang w:val="en-GB"/>
+        </w:rPr>
+        <w:t>.I.P.</w:t>
+      </w:r>
+      <w:r>
+        <w:rPr>
+          <w:rFonts w:ascii="Times New Roman" w:hAnsi="Times New Roman" w:cs="Times New Roman"/>
+          <w:sz w:val="24"/>
+          <w:szCs w:val="24"/>
+          <w:lang w:val="en-GB"/>
+        </w:rPr>
+        <w:t xml:space="preserve"> </w:t>
+      </w:r>
+      <w:r>
+        <w:rPr>
+          <w:rFonts w:ascii="Times New Roman" w:hAnsi="Times New Roman" w:cs="Times New Roman"/>
+          <w:sz w:val="24"/>
+          <w:szCs w:val="24"/>
+          <w:lang w:val="en-GB"/>
+        </w:rPr>
+        <w:lastRenderedPageBreak/>
+        <w:t xml:space="preserve">van Campen, and </w:t>
+      </w:r>
+      <w:r>
+        <w:rPr>
+          <w:rFonts w:ascii="Times New Roman" w:hAnsi="Times New Roman" w:cs="Times New Roman"/>
+          <w:sz w:val="24"/>
+          <w:szCs w:val="24"/>
+          <w:lang w:val="en-GB"/>
+        </w:rPr>
+        <w:t xml:space="preserve">on </w:t>
+      </w:r>
+      <w:r>
+        <w:rPr>
+          <w:rFonts w:ascii="Times New Roman" w:hAnsi="Times New Roman" w:cs="Times New Roman"/>
+          <w:sz w:val="24"/>
+          <w:szCs w:val="24"/>
+          <w:lang w:val="en-GB"/>
+        </w:rPr>
+        <w:t xml:space="preserve">his </w:t>
+      </w:r>
+      <w:r>
+        <w:rPr>
+          <w:rFonts w:ascii="Times New Roman" w:hAnsi="Times New Roman" w:cs="Times New Roman"/>
+          <w:sz w:val="24"/>
+          <w:szCs w:val="24"/>
+          <w:lang w:val="en-GB"/>
+        </w:rPr>
+        <w:t>Deputy Secretar</w:t>
+      </w:r>
+      <w:r>
+        <w:rPr>
+          <w:rFonts w:ascii="Times New Roman" w:hAnsi="Times New Roman" w:cs="Times New Roman"/>
+          <w:sz w:val="24"/>
+          <w:szCs w:val="24"/>
+          <w:lang w:val="en-GB"/>
+        </w:rPr>
+        <w:t>y General, Paolo Pansa Cedronio, and</w:t>
+      </w:r>
+      <w:r>
+        <w:rPr>
+          <w:rFonts w:ascii="Times New Roman" w:hAnsi="Times New Roman" w:cs="Times New Roman"/>
+          <w:sz w:val="24"/>
+          <w:szCs w:val="24"/>
+          <w:lang w:val="en-GB"/>
+        </w:rPr>
+        <w:t xml:space="preserve"> was </w:t>
+      </w:r>
+      <w:r>
+        <w:rPr>
+          <w:rFonts w:ascii="Times New Roman" w:hAnsi="Times New Roman" w:cs="Times New Roman"/>
+          <w:sz w:val="24"/>
+          <w:szCs w:val="24"/>
+          <w:lang w:val="en-GB"/>
+        </w:rPr>
+        <w:t>‘</w:t>
+      </w:r>
+      <w:r>
+        <w:rPr>
+          <w:rFonts w:ascii="Times New Roman" w:hAnsi="Times New Roman" w:cs="Times New Roman"/>
+          <w:sz w:val="24"/>
+          <w:szCs w:val="24"/>
+          <w:lang w:val="en-GB"/>
+        </w:rPr>
+        <w:t xml:space="preserve">far less prepared and educated on the policy issues of the day than was </w:t>
       </w:r>
       <w:proofErr w:type="spellStart"/>
       <w:r>
@@ -5865,7 +6206,7 @@
           <w:szCs w:val="24"/>
           <w:lang w:val="en-GB"/>
         </w:rPr>
-        <w:t>Megens</w:t>
+        <w:t>Brosio</w:t>
       </w:r>
       <w:proofErr w:type="spellEnd"/>
       <w:r>
@@ -5875,34 +6216,16 @@
           <w:szCs w:val="24"/>
           <w:lang w:val="en-GB"/>
         </w:rPr>
-        <w:t xml:space="preserve"> 2012: 74), h</w:t>
-      </w:r>
-      <w:r>
-        <w:rPr>
-          <w:rFonts w:ascii="Times New Roman" w:hAnsi="Times New Roman" w:cs="Times New Roman"/>
-          <w:sz w:val="24"/>
-          <w:szCs w:val="24"/>
-          <w:lang w:val="en-GB"/>
-        </w:rPr>
-        <w:t xml:space="preserve">is nomination </w:t>
-      </w:r>
-      <w:r>
-        <w:rPr>
-          <w:rFonts w:ascii="Times New Roman" w:hAnsi="Times New Roman" w:cs="Times New Roman"/>
-          <w:sz w:val="24"/>
-          <w:szCs w:val="24"/>
-          <w:lang w:val="en-GB"/>
-        </w:rPr>
-        <w:t>went</w:t>
-      </w:r>
-      <w:r>
-        <w:rPr>
-          <w:rFonts w:ascii="Times New Roman" w:hAnsi="Times New Roman" w:cs="Times New Roman"/>
-          <w:sz w:val="24"/>
-          <w:szCs w:val="24"/>
-          <w:lang w:val="en-GB"/>
-        </w:rPr>
-        <w:t xml:space="preserve"> undisputed. His ministerial longevity had allowed him to build up ‘an unrivalled network of political friendships and contacts which came in useful when he switched from being a Minister and politician to an international civil servant at the helm of the Atlantic Alliance’ (Shea 2002)</w:t>
+        <w:t>’ (Hendrickson 2006:</w:t>
+      </w:r>
+      <w:r>
+        <w:rPr>
+          <w:rFonts w:ascii="Times New Roman" w:hAnsi="Times New Roman" w:cs="Times New Roman"/>
+          <w:sz w:val="24"/>
+          <w:szCs w:val="24"/>
+          <w:lang w:val="en-GB"/>
+        </w:rPr>
+        <w:t xml:space="preserve"> 32)</w:t>
       </w:r>
       <w:r>
         <w:rPr>
@@ -5929,25 +6252,25 @@
           <w:szCs w:val="24"/>
           <w:lang w:val="en-GB"/>
         </w:rPr>
-        <w:t xml:space="preserve">He </w:t>
-      </w:r>
-      <w:r>
-        <w:rPr>
-          <w:rFonts w:ascii="Times New Roman" w:hAnsi="Times New Roman" w:cs="Times New Roman"/>
-          <w:sz w:val="24"/>
-          <w:szCs w:val="24"/>
-          <w:lang w:val="en-GB"/>
-        </w:rPr>
-        <w:t>succe</w:t>
-      </w:r>
-      <w:r>
-        <w:rPr>
-          <w:rFonts w:ascii="Times New Roman" w:hAnsi="Times New Roman" w:cs="Times New Roman"/>
-          <w:sz w:val="24"/>
-          <w:szCs w:val="24"/>
-          <w:lang w:val="en-GB"/>
-        </w:rPr>
-        <w:t>eded</w:t>
+        <w:t xml:space="preserve">His courteous manners and interest in the people who worked for him nevertheless made him </w:t>
+      </w:r>
+      <w:r>
+        <w:rPr>
+          <w:rFonts w:ascii="Times New Roman" w:hAnsi="Times New Roman" w:cs="Times New Roman"/>
+          <w:sz w:val="24"/>
+          <w:szCs w:val="24"/>
+          <w:lang w:val="en-GB"/>
+        </w:rPr>
+        <w:t>popular at</w:t>
+      </w:r>
+      <w:r>
+        <w:rPr>
+          <w:rFonts w:ascii="Times New Roman" w:hAnsi="Times New Roman" w:cs="Times New Roman"/>
+          <w:sz w:val="24"/>
+          <w:szCs w:val="24"/>
+          <w:lang w:val="en-GB"/>
+        </w:rPr>
+        <w:t xml:space="preserve"> the International Secretariat in Brussels.</w:t>
       </w:r>
       <w:r>
         <w:rPr>
@@ -5958,17 +6281,24 @@
         </w:rPr>
         <w:t xml:space="preserve"> </w:t>
       </w:r>
-      <w:proofErr w:type="spellStart"/>
-      <w:r>
-        <w:rPr>
-          <w:rFonts w:ascii="Times New Roman" w:hAnsi="Times New Roman" w:cs="Times New Roman"/>
-          <w:sz w:val="24"/>
-          <w:szCs w:val="24"/>
-          <w:lang w:val="en-GB"/>
-        </w:rPr>
-        <w:t>Manlio</w:t>
-      </w:r>
-      <w:proofErr w:type="spellEnd"/>
+      <w:r>
+        <w:rPr>
+          <w:rFonts w:ascii="Times New Roman" w:hAnsi="Times New Roman" w:cs="Times New Roman"/>
+          <w:sz w:val="24"/>
+          <w:szCs w:val="24"/>
+          <w:lang w:val="en-GB"/>
+        </w:rPr>
+        <w:t>He was a likable man</w:t>
+      </w:r>
+      <w:r>
+        <w:rPr>
+          <w:rFonts w:ascii="Times New Roman" w:hAnsi="Times New Roman" w:cs="Times New Roman"/>
+          <w:sz w:val="24"/>
+          <w:szCs w:val="24"/>
+          <w:lang w:val="en-GB"/>
+        </w:rPr>
+        <w:t>,</w:t>
+      </w:r>
       <w:r>
         <w:rPr>
           <w:rFonts w:ascii="Times New Roman" w:hAnsi="Times New Roman" w:cs="Times New Roman"/>
@@ -5978,118 +6308,69 @@
         </w:rPr>
         <w:t xml:space="preserve"> </w:t>
       </w:r>
-      <w:proofErr w:type="spellStart"/>
-      <w:r>
-        <w:rPr>
-          <w:rFonts w:ascii="Times New Roman" w:hAnsi="Times New Roman" w:cs="Times New Roman"/>
-          <w:sz w:val="24"/>
-          <w:szCs w:val="24"/>
-          <w:lang w:val="en-GB"/>
-        </w:rPr>
-        <w:t>Brosio</w:t>
-      </w:r>
-      <w:proofErr w:type="spellEnd"/>
-      <w:r>
-        <w:rPr>
-          <w:rFonts w:ascii="Times New Roman" w:hAnsi="Times New Roman" w:cs="Times New Roman"/>
-          <w:sz w:val="24"/>
-          <w:szCs w:val="24"/>
-          <w:lang w:val="en-GB"/>
-        </w:rPr>
-        <w:t>, the</w:t>
-      </w:r>
-      <w:r>
-        <w:rPr>
-          <w:rFonts w:ascii="Times New Roman" w:hAnsi="Times New Roman" w:cs="Times New Roman"/>
-          <w:sz w:val="24"/>
-          <w:szCs w:val="24"/>
-          <w:lang w:val="en-GB"/>
-        </w:rPr>
-        <w:t xml:space="preserve"> cautious and adept </w:t>
-      </w:r>
-      <w:r>
-        <w:rPr>
-          <w:rFonts w:ascii="Times New Roman" w:hAnsi="Times New Roman" w:cs="Times New Roman"/>
-          <w:sz w:val="24"/>
-          <w:szCs w:val="24"/>
-          <w:lang w:val="en-GB"/>
-        </w:rPr>
-        <w:t xml:space="preserve">Italian diplomat who had </w:t>
-      </w:r>
-      <w:r>
-        <w:rPr>
-          <w:rFonts w:ascii="Times New Roman" w:hAnsi="Times New Roman" w:cs="Times New Roman"/>
-          <w:sz w:val="24"/>
-          <w:szCs w:val="24"/>
-          <w:lang w:val="en-GB"/>
-        </w:rPr>
-        <w:t>shown</w:t>
-      </w:r>
-      <w:r>
-        <w:rPr>
-          <w:rFonts w:ascii="Times New Roman" w:hAnsi="Times New Roman" w:cs="Times New Roman"/>
-          <w:sz w:val="24"/>
-          <w:szCs w:val="24"/>
-          <w:lang w:val="en-GB"/>
-        </w:rPr>
-        <w:t xml:space="preserve"> effective leadership in tim</w:t>
-      </w:r>
-      <w:r>
-        <w:rPr>
-          <w:rFonts w:ascii="Times New Roman" w:hAnsi="Times New Roman" w:cs="Times New Roman"/>
-          <w:sz w:val="24"/>
-          <w:szCs w:val="24"/>
-          <w:lang w:val="en-GB"/>
-        </w:rPr>
-        <w:t>es of crises within the alliance.</w:t>
-      </w:r>
-      <w:r>
-        <w:rPr>
-          <w:rFonts w:ascii="Times New Roman" w:hAnsi="Times New Roman" w:cs="Times New Roman"/>
-          <w:sz w:val="24"/>
-          <w:szCs w:val="24"/>
-          <w:lang w:val="en-GB"/>
-        </w:rPr>
-        <w:t xml:space="preserve"> Unlike his predecessor</w:t>
-      </w:r>
-      <w:r>
-        <w:rPr>
-          <w:rFonts w:ascii="Times New Roman" w:hAnsi="Times New Roman" w:cs="Times New Roman"/>
-          <w:sz w:val="24"/>
-          <w:szCs w:val="24"/>
-          <w:lang w:val="en-GB"/>
-        </w:rPr>
-        <w:t>,</w:t>
-      </w:r>
-      <w:r>
-        <w:rPr>
-          <w:rFonts w:ascii="Times New Roman" w:hAnsi="Times New Roman" w:cs="Times New Roman"/>
-          <w:sz w:val="24"/>
-          <w:szCs w:val="24"/>
-          <w:lang w:val="en-GB"/>
-        </w:rPr>
-        <w:t xml:space="preserve"> Luns </w:t>
-      </w:r>
-      <w:r>
-        <w:rPr>
-          <w:rFonts w:ascii="Times New Roman" w:hAnsi="Times New Roman" w:cs="Times New Roman"/>
-          <w:sz w:val="24"/>
-          <w:szCs w:val="24"/>
-          <w:lang w:val="en-GB"/>
-        </w:rPr>
-        <w:t xml:space="preserve">did not indulge in </w:t>
-      </w:r>
-      <w:proofErr w:type="gramStart"/>
-      <w:r>
-        <w:rPr>
-          <w:rFonts w:ascii="Times New Roman" w:hAnsi="Times New Roman" w:cs="Times New Roman"/>
-          <w:sz w:val="24"/>
-          <w:szCs w:val="24"/>
-          <w:lang w:val="en-GB"/>
-        </w:rPr>
-        <w:t>details</w:t>
-      </w:r>
-      <w:proofErr w:type="gramEnd"/>
+      <w:r>
+        <w:rPr>
+          <w:rFonts w:ascii="Times New Roman" w:hAnsi="Times New Roman" w:cs="Times New Roman"/>
+          <w:sz w:val="24"/>
+          <w:szCs w:val="24"/>
+          <w:lang w:val="en-GB"/>
+        </w:rPr>
+        <w:t>given</w:t>
+      </w:r>
+      <w:r>
+        <w:rPr>
+          <w:rFonts w:ascii="Times New Roman" w:hAnsi="Times New Roman" w:cs="Times New Roman"/>
+          <w:sz w:val="24"/>
+          <w:szCs w:val="24"/>
+          <w:lang w:val="en-GB"/>
+        </w:rPr>
+        <w:t xml:space="preserve"> h</w:t>
+      </w:r>
+      <w:r>
+        <w:rPr>
+          <w:rFonts w:ascii="Times New Roman" w:hAnsi="Times New Roman" w:cs="Times New Roman"/>
+          <w:sz w:val="24"/>
+          <w:szCs w:val="24"/>
+          <w:lang w:val="en-GB"/>
+        </w:rPr>
+        <w:t xml:space="preserve">is </w:t>
+      </w:r>
+      <w:r>
+        <w:rPr>
+          <w:rFonts w:ascii="Times New Roman" w:hAnsi="Times New Roman" w:cs="Times New Roman"/>
+          <w:sz w:val="24"/>
+          <w:szCs w:val="24"/>
+          <w:lang w:val="en-GB"/>
+        </w:rPr>
+        <w:t>humour</w:t>
+      </w:r>
+      <w:r>
+        <w:rPr>
+          <w:rFonts w:ascii="Times New Roman" w:hAnsi="Times New Roman" w:cs="Times New Roman"/>
+          <w:sz w:val="24"/>
+          <w:szCs w:val="24"/>
+          <w:lang w:val="en-GB"/>
+        </w:rPr>
+        <w:t xml:space="preserve"> and th</w:t>
+      </w:r>
+      <w:r>
+        <w:rPr>
+          <w:rFonts w:ascii="Times New Roman" w:hAnsi="Times New Roman" w:cs="Times New Roman"/>
+          <w:sz w:val="24"/>
+          <w:szCs w:val="24"/>
+          <w:lang w:val="en-GB"/>
+        </w:rPr>
+        <w:t>e numerous stories he</w:t>
+      </w:r>
+      <w:r>
+        <w:rPr>
+          <w:rFonts w:ascii="Times New Roman" w:hAnsi="Times New Roman" w:cs="Times New Roman"/>
+          <w:sz w:val="24"/>
+          <w:szCs w:val="24"/>
+          <w:lang w:val="en-GB"/>
+        </w:rPr>
+        <w:t xml:space="preserve"> had at hand</w:t>
+      </w:r>
       <w:r>
         <w:rPr>
           <w:rFonts w:ascii="Times New Roman" w:hAnsi="Times New Roman" w:cs="Times New Roman"/>
@@ -6106,426 +6387,7 @@
           <w:szCs w:val="24"/>
           <w:lang w:val="en-GB"/>
         </w:rPr>
-        <w:t xml:space="preserve">He was ‘not one for complex dossiers and technical details’, </w:t>
-      </w:r>
-      <w:r>
-        <w:rPr>
-          <w:rFonts w:ascii="Times New Roman" w:hAnsi="Times New Roman" w:cs="Times New Roman"/>
-          <w:sz w:val="24"/>
-          <w:szCs w:val="24"/>
-          <w:lang w:val="en-GB"/>
-        </w:rPr>
-        <w:t>according</w:t>
-      </w:r>
-      <w:r>
-        <w:rPr>
-          <w:rFonts w:ascii="Times New Roman" w:hAnsi="Times New Roman" w:cs="Times New Roman"/>
-          <w:sz w:val="24"/>
-          <w:szCs w:val="24"/>
-          <w:lang w:val="en-GB"/>
-        </w:rPr>
-        <w:t xml:space="preserve"> to</w:t>
-      </w:r>
-      <w:r>
-        <w:rPr>
-          <w:rFonts w:ascii="Times New Roman" w:hAnsi="Times New Roman" w:cs="Times New Roman"/>
-          <w:sz w:val="24"/>
-          <w:szCs w:val="24"/>
-          <w:lang w:val="en-GB"/>
-        </w:rPr>
-        <w:t xml:space="preserve"> NATO-press officer </w:t>
-      </w:r>
-      <w:r>
-        <w:rPr>
-          <w:rFonts w:ascii="Times New Roman" w:hAnsi="Times New Roman" w:cs="Times New Roman"/>
-          <w:sz w:val="24"/>
-          <w:szCs w:val="24"/>
-          <w:lang w:val="en-GB"/>
-        </w:rPr>
-        <w:t xml:space="preserve">Jamie </w:t>
-      </w:r>
-      <w:r>
-        <w:rPr>
-          <w:rFonts w:ascii="Times New Roman" w:hAnsi="Times New Roman" w:cs="Times New Roman"/>
-          <w:sz w:val="24"/>
-          <w:szCs w:val="24"/>
-          <w:lang w:val="en-GB"/>
-        </w:rPr>
-        <w:t xml:space="preserve">Shea </w:t>
-      </w:r>
-      <w:r>
-        <w:rPr>
-          <w:rFonts w:ascii="Times New Roman" w:hAnsi="Times New Roman" w:cs="Times New Roman"/>
-          <w:sz w:val="24"/>
-          <w:szCs w:val="24"/>
-          <w:lang w:val="en-GB"/>
-        </w:rPr>
-        <w:t>(2002)</w:t>
-      </w:r>
-      <w:r>
-        <w:rPr>
-          <w:rFonts w:ascii="Times New Roman" w:hAnsi="Times New Roman" w:cs="Times New Roman"/>
-          <w:sz w:val="24"/>
-          <w:szCs w:val="24"/>
-          <w:lang w:val="en-GB"/>
-        </w:rPr>
-        <w:t xml:space="preserve">. </w:t>
-      </w:r>
-      <w:r>
-        <w:rPr>
-          <w:rFonts w:ascii="Times New Roman" w:hAnsi="Times New Roman" w:cs="Times New Roman"/>
-          <w:sz w:val="24"/>
-          <w:szCs w:val="24"/>
-          <w:lang w:val="en-GB"/>
-        </w:rPr>
-        <w:t xml:space="preserve">Instead, </w:t>
-      </w:r>
-      <w:r>
-        <w:rPr>
-          <w:rFonts w:ascii="Times New Roman" w:hAnsi="Times New Roman" w:cs="Times New Roman"/>
-          <w:sz w:val="24"/>
-          <w:szCs w:val="24"/>
-          <w:lang w:val="en-GB"/>
-        </w:rPr>
-        <w:t xml:space="preserve">Luns </w:t>
-      </w:r>
-      <w:r>
-        <w:rPr>
-          <w:rFonts w:ascii="Times New Roman" w:hAnsi="Times New Roman" w:cs="Times New Roman"/>
-          <w:sz w:val="24"/>
-          <w:szCs w:val="24"/>
-          <w:lang w:val="en-GB"/>
-        </w:rPr>
-        <w:t xml:space="preserve">relied on his closest colleagues, first and foremost </w:t>
-      </w:r>
-      <w:r>
-        <w:rPr>
-          <w:rFonts w:ascii="Times New Roman" w:hAnsi="Times New Roman" w:cs="Times New Roman"/>
-          <w:sz w:val="24"/>
-          <w:szCs w:val="24"/>
-          <w:lang w:val="en-GB"/>
-        </w:rPr>
-        <w:t xml:space="preserve">on </w:t>
-      </w:r>
-      <w:r>
-        <w:rPr>
-          <w:rFonts w:ascii="Times New Roman" w:hAnsi="Times New Roman" w:cs="Times New Roman"/>
-          <w:sz w:val="24"/>
-          <w:szCs w:val="24"/>
-          <w:lang w:val="en-GB"/>
-        </w:rPr>
-        <w:t xml:space="preserve">his Chief of Staff, </w:t>
-      </w:r>
-      <w:r>
-        <w:rPr>
-          <w:rFonts w:ascii="Times New Roman" w:hAnsi="Times New Roman" w:cs="Times New Roman"/>
-          <w:sz w:val="24"/>
-          <w:szCs w:val="24"/>
-          <w:lang w:val="en-GB"/>
-        </w:rPr>
-        <w:t>S</w:t>
-      </w:r>
-      <w:r>
-        <w:rPr>
-          <w:rFonts w:ascii="Times New Roman" w:hAnsi="Times New Roman" w:cs="Times New Roman"/>
-          <w:sz w:val="24"/>
-          <w:szCs w:val="24"/>
-          <w:lang w:val="en-GB"/>
-        </w:rPr>
-        <w:t>.I.P.</w:t>
-      </w:r>
-      <w:r>
-        <w:rPr>
-          <w:rFonts w:ascii="Times New Roman" w:hAnsi="Times New Roman" w:cs="Times New Roman"/>
-          <w:sz w:val="24"/>
-          <w:szCs w:val="24"/>
-          <w:lang w:val="en-GB"/>
-        </w:rPr>
-        <w:t xml:space="preserve"> van Campen, and </w:t>
-      </w:r>
-      <w:r>
-        <w:rPr>
-          <w:rFonts w:ascii="Times New Roman" w:hAnsi="Times New Roman" w:cs="Times New Roman"/>
-          <w:sz w:val="24"/>
-          <w:szCs w:val="24"/>
-          <w:lang w:val="en-GB"/>
-        </w:rPr>
-        <w:t xml:space="preserve">on </w:t>
-      </w:r>
-      <w:r>
-        <w:rPr>
-          <w:rFonts w:ascii="Times New Roman" w:hAnsi="Times New Roman" w:cs="Times New Roman"/>
-          <w:sz w:val="24"/>
-          <w:szCs w:val="24"/>
-          <w:lang w:val="en-GB"/>
-        </w:rPr>
-        <w:t xml:space="preserve">his </w:t>
-      </w:r>
-      <w:r>
-        <w:rPr>
-          <w:rFonts w:ascii="Times New Roman" w:hAnsi="Times New Roman" w:cs="Times New Roman"/>
-          <w:sz w:val="24"/>
-          <w:szCs w:val="24"/>
-          <w:lang w:val="en-GB"/>
-        </w:rPr>
-        <w:t>Deputy Secretar</w:t>
-      </w:r>
-      <w:r>
-        <w:rPr>
-          <w:rFonts w:ascii="Times New Roman" w:hAnsi="Times New Roman" w:cs="Times New Roman"/>
-          <w:sz w:val="24"/>
-          <w:szCs w:val="24"/>
-          <w:lang w:val="en-GB"/>
-        </w:rPr>
-        <w:t xml:space="preserve">y General, Paolo Pansa </w:t>
-      </w:r>
-      <w:proofErr w:type="spellStart"/>
-      <w:r>
-        <w:rPr>
-          <w:rFonts w:ascii="Times New Roman" w:hAnsi="Times New Roman" w:cs="Times New Roman"/>
-          <w:sz w:val="24"/>
-          <w:szCs w:val="24"/>
-          <w:lang w:val="en-GB"/>
-        </w:rPr>
-        <w:t>Cedronio</w:t>
-      </w:r>
-      <w:proofErr w:type="spellEnd"/>
-      <w:r>
-        <w:rPr>
-          <w:rFonts w:ascii="Times New Roman" w:hAnsi="Times New Roman" w:cs="Times New Roman"/>
-          <w:sz w:val="24"/>
-          <w:szCs w:val="24"/>
-          <w:lang w:val="en-GB"/>
-        </w:rPr>
-        <w:t>, and</w:t>
-      </w:r>
-      <w:r>
-        <w:rPr>
-          <w:rFonts w:ascii="Times New Roman" w:hAnsi="Times New Roman" w:cs="Times New Roman"/>
-          <w:sz w:val="24"/>
-          <w:szCs w:val="24"/>
-          <w:lang w:val="en-GB"/>
-        </w:rPr>
-        <w:t xml:space="preserve"> was </w:t>
-      </w:r>
-      <w:r>
-        <w:rPr>
-          <w:rFonts w:ascii="Times New Roman" w:hAnsi="Times New Roman" w:cs="Times New Roman"/>
-          <w:sz w:val="24"/>
-          <w:szCs w:val="24"/>
-          <w:lang w:val="en-GB"/>
-        </w:rPr>
-        <w:t>‘</w:t>
-      </w:r>
-      <w:r>
-        <w:rPr>
-          <w:rFonts w:ascii="Times New Roman" w:hAnsi="Times New Roman" w:cs="Times New Roman"/>
-          <w:sz w:val="24"/>
-          <w:szCs w:val="24"/>
-          <w:lang w:val="en-GB"/>
-        </w:rPr>
-        <w:t xml:space="preserve">far less prepared and educated on the policy issues of the day than was </w:t>
-      </w:r>
-      <w:proofErr w:type="spellStart"/>
-      <w:r>
-        <w:rPr>
-          <w:rFonts w:ascii="Times New Roman" w:hAnsi="Times New Roman" w:cs="Times New Roman"/>
-          <w:sz w:val="24"/>
-          <w:szCs w:val="24"/>
-          <w:lang w:val="en-GB"/>
-        </w:rPr>
-        <w:t>Brosio</w:t>
-      </w:r>
-      <w:proofErr w:type="spellEnd"/>
-      <w:r>
-        <w:rPr>
-          <w:rFonts w:ascii="Times New Roman" w:hAnsi="Times New Roman" w:cs="Times New Roman"/>
-          <w:sz w:val="24"/>
-          <w:szCs w:val="24"/>
-          <w:lang w:val="en-GB"/>
-        </w:rPr>
-        <w:t>’ (Hendrickson 2006:</w:t>
-      </w:r>
-      <w:r>
-        <w:rPr>
-          <w:rFonts w:ascii="Times New Roman" w:hAnsi="Times New Roman" w:cs="Times New Roman"/>
-          <w:sz w:val="24"/>
-          <w:szCs w:val="24"/>
-          <w:lang w:val="en-GB"/>
-        </w:rPr>
-        <w:t xml:space="preserve"> 32)</w:t>
-      </w:r>
-      <w:r>
-        <w:rPr>
-          <w:rFonts w:ascii="Times New Roman" w:hAnsi="Times New Roman" w:cs="Times New Roman"/>
-          <w:sz w:val="24"/>
-          <w:szCs w:val="24"/>
-          <w:lang w:val="en-GB"/>
-        </w:rPr>
-        <w:t>.</w:t>
-      </w:r>
-      <w:r>
-        <w:rPr>
-          <w:rFonts w:ascii="Times New Roman" w:hAnsi="Times New Roman" w:cs="Times New Roman"/>
-          <w:sz w:val="24"/>
-          <w:szCs w:val="24"/>
-          <w:lang w:val="en-GB"/>
-        </w:rPr>
-        <w:t xml:space="preserve"> </w:t>
-      </w:r>
-      <w:r>
-        <w:rPr>
-          <w:rFonts w:ascii="Times New Roman" w:hAnsi="Times New Roman" w:cs="Times New Roman"/>
-          <w:sz w:val="24"/>
-          <w:szCs w:val="24"/>
-          <w:lang w:val="en-GB"/>
-        </w:rPr>
-        <w:t xml:space="preserve">His courteous manners and interest in the people who worked for him nevertheless made him </w:t>
-      </w:r>
-      <w:r>
-        <w:rPr>
-          <w:rFonts w:ascii="Times New Roman" w:hAnsi="Times New Roman" w:cs="Times New Roman"/>
-          <w:sz w:val="24"/>
-          <w:szCs w:val="24"/>
-          <w:lang w:val="en-GB"/>
-        </w:rPr>
-        <w:t>popular at</w:t>
-      </w:r>
-      <w:r>
-        <w:rPr>
-          <w:rFonts w:ascii="Times New Roman" w:hAnsi="Times New Roman" w:cs="Times New Roman"/>
-          <w:sz w:val="24"/>
-          <w:szCs w:val="24"/>
-          <w:lang w:val="en-GB"/>
-        </w:rPr>
-        <w:t xml:space="preserve"> the International Secretariat in Brussels.</w:t>
-      </w:r>
-      <w:r>
-        <w:rPr>
-          <w:rFonts w:ascii="Times New Roman" w:hAnsi="Times New Roman" w:cs="Times New Roman"/>
-          <w:sz w:val="24"/>
-          <w:szCs w:val="24"/>
-          <w:lang w:val="en-GB"/>
-        </w:rPr>
-        <w:t xml:space="preserve"> </w:t>
-      </w:r>
-      <w:r>
-        <w:rPr>
-          <w:rFonts w:ascii="Times New Roman" w:hAnsi="Times New Roman" w:cs="Times New Roman"/>
-          <w:sz w:val="24"/>
-          <w:szCs w:val="24"/>
-          <w:lang w:val="en-GB"/>
-        </w:rPr>
-        <w:t>He was a likable man</w:t>
-      </w:r>
-      <w:r>
-        <w:rPr>
-          <w:rFonts w:ascii="Times New Roman" w:hAnsi="Times New Roman" w:cs="Times New Roman"/>
-          <w:sz w:val="24"/>
-          <w:szCs w:val="24"/>
-          <w:lang w:val="en-GB"/>
-        </w:rPr>
-        <w:t>,</w:t>
-      </w:r>
-      <w:r>
-        <w:rPr>
-          <w:rFonts w:ascii="Times New Roman" w:hAnsi="Times New Roman" w:cs="Times New Roman"/>
-          <w:sz w:val="24"/>
-          <w:szCs w:val="24"/>
-          <w:lang w:val="en-GB"/>
-        </w:rPr>
-        <w:t xml:space="preserve"> </w:t>
-      </w:r>
-      <w:r>
-        <w:rPr>
-          <w:rFonts w:ascii="Times New Roman" w:hAnsi="Times New Roman" w:cs="Times New Roman"/>
-          <w:sz w:val="24"/>
-          <w:szCs w:val="24"/>
-          <w:lang w:val="en-GB"/>
-        </w:rPr>
-        <w:t>given</w:t>
-      </w:r>
-      <w:r>
-        <w:rPr>
-          <w:rFonts w:ascii="Times New Roman" w:hAnsi="Times New Roman" w:cs="Times New Roman"/>
-          <w:sz w:val="24"/>
-          <w:szCs w:val="24"/>
-          <w:lang w:val="en-GB"/>
-        </w:rPr>
-        <w:t xml:space="preserve"> h</w:t>
-      </w:r>
-      <w:r>
-        <w:rPr>
-          <w:rFonts w:ascii="Times New Roman" w:hAnsi="Times New Roman" w:cs="Times New Roman"/>
-          <w:sz w:val="24"/>
-          <w:szCs w:val="24"/>
-          <w:lang w:val="en-GB"/>
-        </w:rPr>
-        <w:t xml:space="preserve">is </w:t>
-      </w:r>
-      <w:r>
-        <w:rPr>
-          <w:rFonts w:ascii="Times New Roman" w:hAnsi="Times New Roman" w:cs="Times New Roman"/>
-          <w:sz w:val="24"/>
-          <w:szCs w:val="24"/>
-          <w:lang w:val="en-GB"/>
-        </w:rPr>
-        <w:t>humour</w:t>
-      </w:r>
-      <w:r>
-        <w:rPr>
-          <w:rFonts w:ascii="Times New Roman" w:hAnsi="Times New Roman" w:cs="Times New Roman"/>
-          <w:sz w:val="24"/>
-          <w:szCs w:val="24"/>
-          <w:lang w:val="en-GB"/>
-        </w:rPr>
-        <w:t xml:space="preserve"> and th</w:t>
-      </w:r>
-      <w:r>
-        <w:rPr>
-          <w:rFonts w:ascii="Times New Roman" w:hAnsi="Times New Roman" w:cs="Times New Roman"/>
-          <w:sz w:val="24"/>
-          <w:szCs w:val="24"/>
-          <w:lang w:val="en-GB"/>
-        </w:rPr>
-        <w:t>e numerous stories he</w:t>
-      </w:r>
-      <w:r>
-        <w:rPr>
-          <w:rFonts w:ascii="Times New Roman" w:hAnsi="Times New Roman" w:cs="Times New Roman"/>
-          <w:sz w:val="24"/>
-          <w:szCs w:val="24"/>
-          <w:lang w:val="en-GB"/>
-        </w:rPr>
-        <w:t xml:space="preserve"> had at hand</w:t>
-      </w:r>
-      <w:r>
-        <w:rPr>
-          <w:rFonts w:ascii="Times New Roman" w:hAnsi="Times New Roman" w:cs="Times New Roman"/>
-          <w:sz w:val="24"/>
-          <w:szCs w:val="24"/>
-          <w:lang w:val="en-GB"/>
-        </w:rPr>
-        <w:t xml:space="preserve">. </w:t>
-      </w:r>
-      <w:r>
-        <w:rPr>
-          <w:rFonts w:ascii="Times New Roman" w:hAnsi="Times New Roman" w:cs="Times New Roman"/>
-          <w:sz w:val="24"/>
-          <w:szCs w:val="24"/>
-          <w:lang w:val="en-GB"/>
-        </w:rPr>
-        <w:t xml:space="preserve">Some of his jokes have become legendary. Asked by </w:t>
-      </w:r>
-      <w:r>
-        <w:rPr>
-          <w:rFonts w:ascii="Times New Roman" w:hAnsi="Times New Roman" w:cs="Times New Roman"/>
-          <w:sz w:val="24"/>
-          <w:szCs w:val="24"/>
-          <w:lang w:val="en-GB"/>
-        </w:rPr>
-        <w:lastRenderedPageBreak/>
-        <w:t xml:space="preserve">a journalist how many people worked at NATO’s headquarters he famously replied: </w:t>
+        <w:t xml:space="preserve">Some of his jokes have become legendary. Asked by a journalist how many people worked at NATO’s headquarters he famously replied: </w:t>
       </w:r>
       <w:r>
         <w:rPr>
@@ -7133,16 +6995,36 @@
           <w:szCs w:val="24"/>
           <w:lang w:val="en-GB"/>
         </w:rPr>
-        <w:t xml:space="preserve"> tensions with the Soviet Union,</w:t>
-      </w:r>
-      <w:r>
-        <w:rPr>
-          <w:rFonts w:ascii="Times New Roman" w:hAnsi="Times New Roman" w:cs="Times New Roman"/>
-          <w:sz w:val="24"/>
-          <w:szCs w:val="24"/>
-          <w:lang w:val="en-GB"/>
-        </w:rPr>
-        <w:t xml:space="preserve"> but did not involve</w:t>
+        <w:t xml:space="preserve"> tensions with the Soviet </w:t>
+      </w:r>
+      <w:proofErr w:type="gramStart"/>
+      <w:r>
+        <w:rPr>
+          <w:rFonts w:ascii="Times New Roman" w:hAnsi="Times New Roman" w:cs="Times New Roman"/>
+          <w:sz w:val="24"/>
+          <w:szCs w:val="24"/>
+          <w:lang w:val="en-GB"/>
+        </w:rPr>
+        <w:t>Union,</w:t>
+      </w:r>
+      <w:r>
+        <w:rPr>
+          <w:rFonts w:ascii="Times New Roman" w:hAnsi="Times New Roman" w:cs="Times New Roman"/>
+          <w:sz w:val="24"/>
+          <w:szCs w:val="24"/>
+          <w:lang w:val="en-GB"/>
+        </w:rPr>
+        <w:t xml:space="preserve"> but</w:t>
+      </w:r>
+      <w:proofErr w:type="gramEnd"/>
+      <w:r>
+        <w:rPr>
+          <w:rFonts w:ascii="Times New Roman" w:hAnsi="Times New Roman" w:cs="Times New Roman"/>
+          <w:sz w:val="24"/>
+          <w:szCs w:val="24"/>
+          <w:lang w:val="en-GB"/>
+        </w:rPr>
+        <w:t xml:space="preserve"> did not involve</w:t>
       </w:r>
       <w:r>
         <w:rPr>
@@ -7729,27 +7611,7 @@
           <w:szCs w:val="24"/>
           <w:lang w:val="en-GB"/>
         </w:rPr>
-        <w:t xml:space="preserve"> favoured deterrence over </w:t>
-      </w:r>
-      <w:proofErr w:type="gramStart"/>
-      <w:r>
-        <w:rPr>
-          <w:rFonts w:ascii="Times New Roman" w:hAnsi="Times New Roman" w:cs="Times New Roman"/>
-          <w:sz w:val="24"/>
-          <w:szCs w:val="24"/>
-          <w:lang w:val="en-GB"/>
-        </w:rPr>
-        <w:t>détente</w:t>
-      </w:r>
-      <w:proofErr w:type="gramEnd"/>
-      <w:r>
-        <w:rPr>
-          <w:rFonts w:ascii="Times New Roman" w:hAnsi="Times New Roman" w:cs="Times New Roman"/>
-          <w:sz w:val="24"/>
-          <w:szCs w:val="24"/>
-          <w:lang w:val="en-GB"/>
-        </w:rPr>
-        <w:t xml:space="preserve"> and </w:t>
+        <w:t xml:space="preserve"> favoured deterrence over détente and </w:t>
       </w:r>
       <w:r>
         <w:rPr>
@@ -8135,6 +7997,7 @@
           <w:szCs w:val="24"/>
           <w:lang w:val="en-GB"/>
         </w:rPr>
+        <w:lastRenderedPageBreak/>
         <w:t>Luns</w:t>
       </w:r>
       <w:r>
@@ -8351,7 +8214,43 @@
           <w:szCs w:val="24"/>
           <w:lang w:val="en-GB"/>
         </w:rPr>
-        <w:t xml:space="preserve">government of Joop den </w:t>
+        <w:t>government of Joop den Uyl and</w:t>
+      </w:r>
+      <w:r>
+        <w:rPr>
+          <w:rFonts w:ascii="Times New Roman" w:hAnsi="Times New Roman" w:cs="Times New Roman"/>
+          <w:sz w:val="24"/>
+          <w:szCs w:val="24"/>
+          <w:lang w:val="en-GB"/>
+        </w:rPr>
+        <w:t xml:space="preserve"> his</w:t>
+      </w:r>
+      <w:r>
+        <w:rPr>
+          <w:rFonts w:ascii="Times New Roman" w:hAnsi="Times New Roman" w:cs="Times New Roman"/>
+          <w:sz w:val="24"/>
+          <w:szCs w:val="24"/>
+          <w:lang w:val="en-GB"/>
+        </w:rPr>
+        <w:t xml:space="preserve"> Minister of Defence</w:t>
+      </w:r>
+      <w:r>
+        <w:rPr>
+          <w:rFonts w:ascii="Times New Roman" w:hAnsi="Times New Roman" w:cs="Times New Roman"/>
+          <w:sz w:val="24"/>
+          <w:szCs w:val="24"/>
+          <w:lang w:val="en-GB"/>
+        </w:rPr>
+        <w:t>,</w:t>
+      </w:r>
+      <w:r>
+        <w:rPr>
+          <w:rFonts w:ascii="Times New Roman" w:hAnsi="Times New Roman" w:cs="Times New Roman"/>
+          <w:sz w:val="24"/>
+          <w:szCs w:val="24"/>
+          <w:lang w:val="en-GB"/>
+        </w:rPr>
+        <w:t xml:space="preserve"> Henk </w:t>
       </w:r>
       <w:proofErr w:type="spellStart"/>
       <w:r>
@@ -8361,7 +8260,7 @@
           <w:szCs w:val="24"/>
           <w:lang w:val="en-GB"/>
         </w:rPr>
-        <w:t>Uyl</w:t>
+        <w:t>Vredeling</w:t>
       </w:r>
       <w:proofErr w:type="spellEnd"/>
       <w:r>
@@ -8371,25 +8270,25 @@
           <w:szCs w:val="24"/>
           <w:lang w:val="en-GB"/>
         </w:rPr>
-        <w:t xml:space="preserve"> and</w:t>
-      </w:r>
-      <w:r>
-        <w:rPr>
-          <w:rFonts w:ascii="Times New Roman" w:hAnsi="Times New Roman" w:cs="Times New Roman"/>
-          <w:sz w:val="24"/>
-          <w:szCs w:val="24"/>
-          <w:lang w:val="en-GB"/>
-        </w:rPr>
-        <w:t xml:space="preserve"> his</w:t>
-      </w:r>
-      <w:r>
-        <w:rPr>
-          <w:rFonts w:ascii="Times New Roman" w:hAnsi="Times New Roman" w:cs="Times New Roman"/>
-          <w:sz w:val="24"/>
-          <w:szCs w:val="24"/>
-          <w:lang w:val="en-GB"/>
-        </w:rPr>
-        <w:t xml:space="preserve"> Minister of Defence</w:t>
+        <w:t xml:space="preserve">. </w:t>
+      </w:r>
+      <w:r>
+        <w:rPr>
+          <w:rFonts w:ascii="Times New Roman" w:hAnsi="Times New Roman" w:cs="Times New Roman"/>
+          <w:sz w:val="24"/>
+          <w:szCs w:val="24"/>
+          <w:lang w:val="en-GB"/>
+        </w:rPr>
+        <w:t xml:space="preserve">Luns was widely known as a friend to the </w:t>
+      </w:r>
+      <w:r>
+        <w:rPr>
+          <w:rFonts w:ascii="Times New Roman" w:hAnsi="Times New Roman" w:cs="Times New Roman"/>
+          <w:sz w:val="24"/>
+          <w:szCs w:val="24"/>
+          <w:lang w:val="en-GB"/>
+        </w:rPr>
+        <w:t>US</w:t>
       </w:r>
       <w:r>
         <w:rPr>
@@ -8407,62 +8306,6 @@
           <w:szCs w:val="24"/>
           <w:lang w:val="en-GB"/>
         </w:rPr>
-        <w:t xml:space="preserve"> Henk </w:t>
-      </w:r>
-      <w:proofErr w:type="spellStart"/>
-      <w:r>
-        <w:rPr>
-          <w:rFonts w:ascii="Times New Roman" w:hAnsi="Times New Roman" w:cs="Times New Roman"/>
-          <w:sz w:val="24"/>
-          <w:szCs w:val="24"/>
-          <w:lang w:val="en-GB"/>
-        </w:rPr>
-        <w:t>Vredeling</w:t>
-      </w:r>
-      <w:proofErr w:type="spellEnd"/>
-      <w:r>
-        <w:rPr>
-          <w:rFonts w:ascii="Times New Roman" w:hAnsi="Times New Roman" w:cs="Times New Roman"/>
-          <w:sz w:val="24"/>
-          <w:szCs w:val="24"/>
-          <w:lang w:val="en-GB"/>
-        </w:rPr>
-        <w:t xml:space="preserve">. </w:t>
-      </w:r>
-      <w:r>
-        <w:rPr>
-          <w:rFonts w:ascii="Times New Roman" w:hAnsi="Times New Roman" w:cs="Times New Roman"/>
-          <w:sz w:val="24"/>
-          <w:szCs w:val="24"/>
-          <w:lang w:val="en-GB"/>
-        </w:rPr>
-        <w:t xml:space="preserve">Luns was widely known as a friend to the </w:t>
-      </w:r>
-      <w:r>
-        <w:rPr>
-          <w:rFonts w:ascii="Times New Roman" w:hAnsi="Times New Roman" w:cs="Times New Roman"/>
-          <w:sz w:val="24"/>
-          <w:szCs w:val="24"/>
-          <w:lang w:val="en-GB"/>
-        </w:rPr>
-        <w:t>US</w:t>
-      </w:r>
-      <w:r>
-        <w:rPr>
-          <w:rFonts w:ascii="Times New Roman" w:hAnsi="Times New Roman" w:cs="Times New Roman"/>
-          <w:sz w:val="24"/>
-          <w:szCs w:val="24"/>
-          <w:lang w:val="en-GB"/>
-        </w:rPr>
-        <w:t>,</w:t>
-      </w:r>
-      <w:r>
-        <w:rPr>
-          <w:rFonts w:ascii="Times New Roman" w:hAnsi="Times New Roman" w:cs="Times New Roman"/>
-          <w:sz w:val="24"/>
-          <w:szCs w:val="24"/>
-          <w:lang w:val="en-GB"/>
-        </w:rPr>
         <w:t xml:space="preserve"> </w:t>
       </w:r>
       <w:r>
@@ -8544,17 +8387,7 @@
           <w:szCs w:val="24"/>
           <w:lang w:val="en-GB"/>
         </w:rPr>
-        <w:t xml:space="preserve">this reduced his ability to generate wide </w:t>
-      </w:r>
-      <w:r>
-        <w:rPr>
-          <w:rFonts w:ascii="Times New Roman" w:hAnsi="Times New Roman" w:cs="Times New Roman"/>
-          <w:sz w:val="24"/>
-          <w:szCs w:val="24"/>
-          <w:lang w:val="en-GB"/>
-        </w:rPr>
-        <w:lastRenderedPageBreak/>
-        <w:t xml:space="preserve">support among the member states. Despite </w:t>
+        <w:t xml:space="preserve">this reduced his ability to generate wide support among the member states. Despite </w:t>
       </w:r>
       <w:r>
         <w:rPr>
@@ -10706,7 +10539,17 @@
           <w:szCs w:val="24"/>
           <w:lang w:val="en-GB"/>
         </w:rPr>
-        <w:t xml:space="preserve">reliable and useful partner to </w:t>
+        <w:t xml:space="preserve">reliable and </w:t>
+      </w:r>
+      <w:r>
+        <w:rPr>
+          <w:rFonts w:ascii="Times New Roman" w:hAnsi="Times New Roman" w:cs="Times New Roman"/>
+          <w:sz w:val="24"/>
+          <w:szCs w:val="24"/>
+          <w:lang w:val="en-GB"/>
+        </w:rPr>
+        <w:lastRenderedPageBreak/>
+        <w:t xml:space="preserve">useful partner to </w:t>
       </w:r>
       <w:r>
         <w:rPr>
@@ -11021,7 +10864,6 @@
           <w:szCs w:val="24"/>
           <w:lang w:val="en-GB"/>
         </w:rPr>
-        <w:lastRenderedPageBreak/>
         <w:t xml:space="preserve">Minister </w:t>
       </w:r>
       <w:r>
@@ -11256,27 +11098,7 @@
           <w:szCs w:val="24"/>
           <w:lang w:val="en-GB"/>
         </w:rPr>
-        <w:t xml:space="preserve">ation </w:t>
-      </w:r>
-      <w:proofErr w:type="gramStart"/>
-      <w:r>
-        <w:rPr>
-          <w:rFonts w:ascii="Times New Roman" w:hAnsi="Times New Roman" w:cs="Times New Roman"/>
-          <w:sz w:val="24"/>
-          <w:szCs w:val="24"/>
-          <w:lang w:val="en-GB"/>
-        </w:rPr>
-        <w:t>in order to</w:t>
-      </w:r>
-      <w:proofErr w:type="gramEnd"/>
-      <w:r>
-        <w:rPr>
-          <w:rFonts w:ascii="Times New Roman" w:hAnsi="Times New Roman" w:cs="Times New Roman"/>
-          <w:sz w:val="24"/>
-          <w:szCs w:val="24"/>
-          <w:lang w:val="en-GB"/>
-        </w:rPr>
-        <w:t xml:space="preserve"> make the best out of the job.</w:t>
+        <w:t>ation in order to make the best out of the job.</w:t>
       </w:r>
     </w:p>
     <w:p>
@@ -11338,7 +11160,7 @@
         </w:rPr>
         <w:t xml:space="preserve">he Netherlands: </w:t>
       </w:r>
-      <w:hyperlink r:id="rId10" w:history="1">
+      <w:hyperlink r:id="rId9" w:history="1">
         <w:r>
           <w:rPr>
             <w:rStyle w:val="Hyperlink"/>
@@ -11450,7 +11272,7 @@
         </w:rPr>
         <w:t xml:space="preserve"> </w:t>
       </w:r>
-      <w:hyperlink r:id="rId11" w:history="1">
+      <w:hyperlink r:id="rId10" w:history="1">
         <w:r>
           <w:rPr>
             <w:rStyle w:val="Hyperlink"/>
@@ -11886,7 +11708,6 @@
         </w:rPr>
         <w:t xml:space="preserve"> </w:t>
       </w:r>
-      <w:proofErr w:type="spellStart"/>
       <w:r>
         <w:rPr>
           <w:rFonts w:ascii="Times New Roman" w:hAnsi="Times New Roman" w:cs="Times New Roman"/>
@@ -11895,18 +11716,7 @@
           <w:szCs w:val="24"/>
           <w:lang w:val="en-GB"/>
         </w:rPr>
-        <w:t>Ik</w:t>
-      </w:r>
-      <w:proofErr w:type="spellEnd"/>
-      <w:r>
-        <w:rPr>
-          <w:rFonts w:ascii="Times New Roman" w:hAnsi="Times New Roman" w:cs="Times New Roman"/>
-          <w:i/>
-          <w:sz w:val="24"/>
-          <w:szCs w:val="24"/>
-          <w:lang w:val="en-GB"/>
-        </w:rPr>
-        <w:t xml:space="preserve"> </w:t>
+        <w:t xml:space="preserve">Ik </w:t>
       </w:r>
       <w:proofErr w:type="spellStart"/>
       <w:r>
@@ -12791,7 +12601,7 @@
         </w:rPr>
         <w:t xml:space="preserve"> </w:t>
       </w:r>
-      <w:hyperlink r:id="rId12" w:history="1">
+      <w:hyperlink r:id="rId11" w:history="1">
         <w:r>
           <w:rPr>
             <w:rStyle w:val="Hyperlink"/>
@@ -13255,7 +13065,7 @@
           <w:szCs w:val="24"/>
           <w:lang w:val="en-GB"/>
         </w:rPr>
-        <w:t xml:space="preserve">De </w:t>
+        <w:t xml:space="preserve">De Nederlandse ministers van </w:t>
       </w:r>
       <w:proofErr w:type="spellStart"/>
       <w:r>
@@ -13266,7 +13076,7 @@
           <w:szCs w:val="24"/>
           <w:lang w:val="en-GB"/>
         </w:rPr>
-        <w:t>Nederlandse</w:t>
+        <w:t>Buitenlandse</w:t>
       </w:r>
       <w:proofErr w:type="spellEnd"/>
       <w:r>
@@ -13277,7 +13087,7 @@
           <w:szCs w:val="24"/>
           <w:lang w:val="en-GB"/>
         </w:rPr>
-        <w:t xml:space="preserve"> ministers van </w:t>
+        <w:t xml:space="preserve"> Zaken in de </w:t>
       </w:r>
       <w:proofErr w:type="spellStart"/>
       <w:r>
@@ -13288,7 +13098,7 @@
           <w:szCs w:val="24"/>
           <w:lang w:val="en-GB"/>
         </w:rPr>
-        <w:t>Buitenlandse</w:t>
+        <w:t>twintigste</w:t>
       </w:r>
       <w:proofErr w:type="spellEnd"/>
       <w:r>
@@ -13310,20 +13120,37 @@
           <w:szCs w:val="24"/>
           <w:lang w:val="en-GB"/>
         </w:rPr>
-        <w:t>Zaken</w:t>
+        <w:t>eeuw</w:t>
       </w:r>
       <w:proofErr w:type="spellEnd"/>
       <w:r>
         <w:rPr>
           <w:rFonts w:ascii="Times New Roman" w:hAnsi="Times New Roman" w:cs="Times New Roman"/>
+          <w:sz w:val="24"/>
+          <w:szCs w:val="24"/>
+          <w:lang w:val="en-GB"/>
+        </w:rPr>
+        <w:t xml:space="preserve">, Den Haag 1999, 210-227; </w:t>
+      </w:r>
+      <w:r>
+        <w:rPr>
+          <w:rFonts w:ascii="Times New Roman" w:hAnsi="Times New Roman" w:cs="Times New Roman"/>
+          <w:sz w:val="24"/>
+          <w:szCs w:val="24"/>
+          <w:lang w:val="en-GB"/>
+        </w:rPr>
+        <w:t xml:space="preserve">G. Schmidt, </w:t>
+      </w:r>
+      <w:r>
+        <w:rPr>
+          <w:rFonts w:ascii="Times New Roman" w:hAnsi="Times New Roman" w:cs="Times New Roman"/>
           <w:i/>
           <w:sz w:val="24"/>
           <w:szCs w:val="24"/>
           <w:lang w:val="en-GB"/>
         </w:rPr>
-        <w:t xml:space="preserve"> in de </w:t>
-      </w:r>
-      <w:proofErr w:type="spellStart"/>
+        <w:t xml:space="preserve">A </w:t>
+      </w:r>
       <w:r>
         <w:rPr>
           <w:rFonts w:ascii="Times New Roman" w:hAnsi="Times New Roman" w:cs="Times New Roman"/>
@@ -13332,9 +13159,8 @@
           <w:szCs w:val="24"/>
           <w:lang w:val="en-GB"/>
         </w:rPr>
-        <w:t>twintigste</w:t>
-      </w:r>
-      <w:proofErr w:type="spellEnd"/>
+        <w:t>H</w:t>
+      </w:r>
       <w:r>
         <w:rPr>
           <w:rFonts w:ascii="Times New Roman" w:hAnsi="Times New Roman" w:cs="Times New Roman"/>
@@ -13343,9 +13169,72 @@
           <w:szCs w:val="24"/>
           <w:lang w:val="en-GB"/>
         </w:rPr>
+        <w:t xml:space="preserve">istory of NATO: </w:t>
+      </w:r>
+      <w:r>
+        <w:rPr>
+          <w:rFonts w:ascii="Times New Roman" w:hAnsi="Times New Roman" w:cs="Times New Roman"/>
+          <w:i/>
+          <w:sz w:val="24"/>
+          <w:szCs w:val="24"/>
+          <w:lang w:val="en-GB"/>
+        </w:rPr>
+        <w:t>The First Fifty Years</w:t>
+      </w:r>
+      <w:r>
+        <w:rPr>
+          <w:rFonts w:ascii="Times New Roman" w:hAnsi="Times New Roman" w:cs="Times New Roman"/>
+          <w:sz w:val="24"/>
+          <w:szCs w:val="24"/>
+          <w:lang w:val="en-GB"/>
+        </w:rPr>
+        <w:t>, Basingstoke</w:t>
+      </w:r>
+      <w:r>
+        <w:rPr>
+          <w:rFonts w:ascii="Times New Roman" w:hAnsi="Times New Roman" w:cs="Times New Roman"/>
+          <w:sz w:val="24"/>
+          <w:szCs w:val="24"/>
+          <w:lang w:val="en-GB"/>
+        </w:rPr>
+        <w:t xml:space="preserve"> 2001</w:t>
+      </w:r>
+      <w:r>
+        <w:rPr>
+          <w:rFonts w:ascii="Times New Roman" w:hAnsi="Times New Roman" w:cs="Times New Roman"/>
+          <w:sz w:val="24"/>
+          <w:szCs w:val="24"/>
+          <w:lang w:val="en-GB"/>
+        </w:rPr>
+        <w:t xml:space="preserve"> (3 volumes)</w:t>
+      </w:r>
+      <w:r>
+        <w:rPr>
+          <w:rFonts w:ascii="Times New Roman" w:hAnsi="Times New Roman" w:cs="Times New Roman"/>
+          <w:sz w:val="24"/>
+          <w:szCs w:val="24"/>
+          <w:lang w:val="en-GB"/>
+        </w:rPr>
+        <w:t>; ‘Joseph Luns, 90, NATO Chi</w:t>
+      </w:r>
+      <w:r>
+        <w:rPr>
+          <w:rFonts w:ascii="Times New Roman" w:hAnsi="Times New Roman" w:cs="Times New Roman"/>
+          <w:sz w:val="24"/>
+          <w:szCs w:val="24"/>
+          <w:lang w:val="en-GB"/>
+        </w:rPr>
+        <w:t>ef In Crucial Cold War Decades’ in</w:t>
+      </w:r>
+      <w:r>
+        <w:rPr>
+          <w:rFonts w:ascii="Times New Roman" w:hAnsi="Times New Roman" w:cs="Times New Roman"/>
+          <w:sz w:val="24"/>
+          <w:szCs w:val="24"/>
+          <w:lang w:val="en-GB"/>
+        </w:rPr>
         <w:t xml:space="preserve"> </w:t>
       </w:r>
-      <w:proofErr w:type="spellStart"/>
       <w:r>
         <w:rPr>
           <w:rFonts w:ascii="Times New Roman" w:hAnsi="Times New Roman" w:cs="Times New Roman"/>
@@ -13354,26 +13243,34 @@
           <w:szCs w:val="24"/>
           <w:lang w:val="en-GB"/>
         </w:rPr>
-        <w:t>eeuw</w:t>
-      </w:r>
-      <w:proofErr w:type="spellEnd"/>
-      <w:r>
-        <w:rPr>
-          <w:rFonts w:ascii="Times New Roman" w:hAnsi="Times New Roman" w:cs="Times New Roman"/>
-          <w:sz w:val="24"/>
-          <w:szCs w:val="24"/>
-          <w:lang w:val="en-GB"/>
-        </w:rPr>
-        <w:t xml:space="preserve">, Den Haag 1999, 210-227; </w:t>
-      </w:r>
-      <w:r>
-        <w:rPr>
-          <w:rFonts w:ascii="Times New Roman" w:hAnsi="Times New Roman" w:cs="Times New Roman"/>
-          <w:sz w:val="24"/>
-          <w:szCs w:val="24"/>
-          <w:lang w:val="en-GB"/>
-        </w:rPr>
-        <w:t xml:space="preserve">G. Schmidt, </w:t>
+        <w:t>New York Times</w:t>
+      </w:r>
+      <w:r>
+        <w:rPr>
+          <w:rFonts w:ascii="Times New Roman" w:hAnsi="Times New Roman" w:cs="Times New Roman"/>
+          <w:sz w:val="24"/>
+          <w:szCs w:val="24"/>
+          <w:lang w:val="en-GB"/>
+        </w:rPr>
+        <w:t>, 18 July</w:t>
+      </w:r>
+      <w:r>
+        <w:rPr>
+          <w:rFonts w:ascii="Times New Roman" w:hAnsi="Times New Roman" w:cs="Times New Roman"/>
+          <w:sz w:val="24"/>
+          <w:szCs w:val="24"/>
+          <w:lang w:val="en-GB"/>
+        </w:rPr>
+        <w:t xml:space="preserve"> 2002; ‘Obituary – Joseph Luns’ in</w:t>
+      </w:r>
+      <w:r>
+        <w:rPr>
+          <w:rFonts w:ascii="Times New Roman" w:hAnsi="Times New Roman" w:cs="Times New Roman"/>
+          <w:sz w:val="24"/>
+          <w:szCs w:val="24"/>
+          <w:lang w:val="en-GB"/>
+        </w:rPr>
+        <w:t xml:space="preserve"> </w:t>
       </w:r>
       <w:r>
         <w:rPr>
@@ -13383,7 +13280,34 @@
           <w:szCs w:val="24"/>
           <w:lang w:val="en-GB"/>
         </w:rPr>
-        <w:t xml:space="preserve">A </w:t>
+        <w:t>The Daily Telegraph</w:t>
+      </w:r>
+      <w:r>
+        <w:rPr>
+          <w:rFonts w:ascii="Times New Roman" w:hAnsi="Times New Roman" w:cs="Times New Roman"/>
+          <w:sz w:val="24"/>
+          <w:szCs w:val="24"/>
+          <w:lang w:val="en-GB"/>
+        </w:rPr>
+        <w:t>, 18 July 2002; D. van d</w:t>
+      </w:r>
+      <w:r>
+        <w:rPr>
+          <w:rFonts w:ascii="Times New Roman" w:hAnsi="Times New Roman" w:cs="Times New Roman"/>
+          <w:sz w:val="24"/>
+          <w:szCs w:val="24"/>
+          <w:lang w:val="en-GB"/>
+        </w:rPr>
+        <w:t>er Vat, ‘Obituary: Joseph Luns’ in</w:t>
+      </w:r>
+      <w:r>
+        <w:rPr>
+          <w:rFonts w:ascii="Times New Roman" w:hAnsi="Times New Roman" w:cs="Times New Roman"/>
+          <w:sz w:val="24"/>
+          <w:szCs w:val="24"/>
+          <w:lang w:val="en-GB"/>
+        </w:rPr>
+        <w:t xml:space="preserve"> </w:t>
       </w:r>
       <w:r>
         <w:rPr>
@@ -13393,7 +13317,43 @@
           <w:szCs w:val="24"/>
           <w:lang w:val="en-GB"/>
         </w:rPr>
-        <w:t>H</w:t>
+        <w:t>The Guardian</w:t>
+      </w:r>
+      <w:r>
+        <w:rPr>
+          <w:rFonts w:ascii="Times New Roman" w:hAnsi="Times New Roman" w:cs="Times New Roman"/>
+          <w:sz w:val="24"/>
+          <w:szCs w:val="24"/>
+          <w:lang w:val="en-GB"/>
+        </w:rPr>
+        <w:t xml:space="preserve">, </w:t>
+      </w:r>
+      <w:r>
+        <w:rPr>
+          <w:rFonts w:ascii="Times New Roman" w:hAnsi="Times New Roman" w:cs="Times New Roman"/>
+          <w:sz w:val="24"/>
+          <w:szCs w:val="24"/>
+          <w:lang w:val="en-GB"/>
+        </w:rPr>
+        <w:t>18 July 2002; J. Shea, ‘Obituary. Joseph Luns. Long-</w:t>
+      </w:r>
+      <w:r>
+        <w:rPr>
+          <w:rFonts w:ascii="Times New Roman" w:hAnsi="Times New Roman" w:cs="Times New Roman"/>
+          <w:sz w:val="24"/>
+          <w:szCs w:val="24"/>
+          <w:lang w:val="en-GB"/>
+        </w:rPr>
+        <w:t>serving NATO Secretary-General’ in</w:t>
+      </w:r>
+      <w:r>
+        <w:rPr>
+          <w:rFonts w:ascii="Times New Roman" w:hAnsi="Times New Roman" w:cs="Times New Roman"/>
+          <w:sz w:val="24"/>
+          <w:szCs w:val="24"/>
+          <w:lang w:val="en-GB"/>
+        </w:rPr>
+        <w:t xml:space="preserve"> </w:t>
       </w:r>
       <w:r>
         <w:rPr>
@@ -13403,200 +13363,6 @@
           <w:szCs w:val="24"/>
           <w:lang w:val="en-GB"/>
         </w:rPr>
-        <w:t xml:space="preserve">istory of NATO: </w:t>
-      </w:r>
-      <w:r>
-        <w:rPr>
-          <w:rFonts w:ascii="Times New Roman" w:hAnsi="Times New Roman" w:cs="Times New Roman"/>
-          <w:i/>
-          <w:sz w:val="24"/>
-          <w:szCs w:val="24"/>
-          <w:lang w:val="en-GB"/>
-        </w:rPr>
-        <w:t>The First Fifty Years</w:t>
-      </w:r>
-      <w:r>
-        <w:rPr>
-          <w:rFonts w:ascii="Times New Roman" w:hAnsi="Times New Roman" w:cs="Times New Roman"/>
-          <w:sz w:val="24"/>
-          <w:szCs w:val="24"/>
-          <w:lang w:val="en-GB"/>
-        </w:rPr>
-        <w:t>, Basingstoke</w:t>
-      </w:r>
-      <w:r>
-        <w:rPr>
-          <w:rFonts w:ascii="Times New Roman" w:hAnsi="Times New Roman" w:cs="Times New Roman"/>
-          <w:sz w:val="24"/>
-          <w:szCs w:val="24"/>
-          <w:lang w:val="en-GB"/>
-        </w:rPr>
-        <w:t xml:space="preserve"> 2001</w:t>
-      </w:r>
-      <w:r>
-        <w:rPr>
-          <w:rFonts w:ascii="Times New Roman" w:hAnsi="Times New Roman" w:cs="Times New Roman"/>
-          <w:sz w:val="24"/>
-          <w:szCs w:val="24"/>
-          <w:lang w:val="en-GB"/>
-        </w:rPr>
-        <w:t xml:space="preserve"> (3 volumes)</w:t>
-      </w:r>
-      <w:r>
-        <w:rPr>
-          <w:rFonts w:ascii="Times New Roman" w:hAnsi="Times New Roman" w:cs="Times New Roman"/>
-          <w:sz w:val="24"/>
-          <w:szCs w:val="24"/>
-          <w:lang w:val="en-GB"/>
-        </w:rPr>
-        <w:t>; ‘Joseph Luns, 90, NATO Chi</w:t>
-      </w:r>
-      <w:r>
-        <w:rPr>
-          <w:rFonts w:ascii="Times New Roman" w:hAnsi="Times New Roman" w:cs="Times New Roman"/>
-          <w:sz w:val="24"/>
-          <w:szCs w:val="24"/>
-          <w:lang w:val="en-GB"/>
-        </w:rPr>
-        <w:t>ef In Crucial Cold War Decades’ in</w:t>
-      </w:r>
-      <w:r>
-        <w:rPr>
-          <w:rFonts w:ascii="Times New Roman" w:hAnsi="Times New Roman" w:cs="Times New Roman"/>
-          <w:sz w:val="24"/>
-          <w:szCs w:val="24"/>
-          <w:lang w:val="en-GB"/>
-        </w:rPr>
-        <w:t xml:space="preserve"> </w:t>
-      </w:r>
-      <w:r>
-        <w:rPr>
-          <w:rFonts w:ascii="Times New Roman" w:hAnsi="Times New Roman" w:cs="Times New Roman"/>
-          <w:i/>
-          <w:sz w:val="24"/>
-          <w:szCs w:val="24"/>
-          <w:lang w:val="en-GB"/>
-        </w:rPr>
-        <w:t>New York Times</w:t>
-      </w:r>
-      <w:r>
-        <w:rPr>
-          <w:rFonts w:ascii="Times New Roman" w:hAnsi="Times New Roman" w:cs="Times New Roman"/>
-          <w:sz w:val="24"/>
-          <w:szCs w:val="24"/>
-          <w:lang w:val="en-GB"/>
-        </w:rPr>
-        <w:t>, 18 July</w:t>
-      </w:r>
-      <w:r>
-        <w:rPr>
-          <w:rFonts w:ascii="Times New Roman" w:hAnsi="Times New Roman" w:cs="Times New Roman"/>
-          <w:sz w:val="24"/>
-          <w:szCs w:val="24"/>
-          <w:lang w:val="en-GB"/>
-        </w:rPr>
-        <w:t xml:space="preserve"> 2002; ‘Obituary – Joseph Luns’ in</w:t>
-      </w:r>
-      <w:r>
-        <w:rPr>
-          <w:rFonts w:ascii="Times New Roman" w:hAnsi="Times New Roman" w:cs="Times New Roman"/>
-          <w:sz w:val="24"/>
-          <w:szCs w:val="24"/>
-          <w:lang w:val="en-GB"/>
-        </w:rPr>
-        <w:t xml:space="preserve"> </w:t>
-      </w:r>
-      <w:r>
-        <w:rPr>
-          <w:rFonts w:ascii="Times New Roman" w:hAnsi="Times New Roman" w:cs="Times New Roman"/>
-          <w:i/>
-          <w:sz w:val="24"/>
-          <w:szCs w:val="24"/>
-          <w:lang w:val="en-GB"/>
-        </w:rPr>
-        <w:t>The Daily Telegraph</w:t>
-      </w:r>
-      <w:r>
-        <w:rPr>
-          <w:rFonts w:ascii="Times New Roman" w:hAnsi="Times New Roman" w:cs="Times New Roman"/>
-          <w:sz w:val="24"/>
-          <w:szCs w:val="24"/>
-          <w:lang w:val="en-GB"/>
-        </w:rPr>
-        <w:t>, 18 July 2002; D. van d</w:t>
-      </w:r>
-      <w:r>
-        <w:rPr>
-          <w:rFonts w:ascii="Times New Roman" w:hAnsi="Times New Roman" w:cs="Times New Roman"/>
-          <w:sz w:val="24"/>
-          <w:szCs w:val="24"/>
-          <w:lang w:val="en-GB"/>
-        </w:rPr>
-        <w:t>er Vat, ‘Obituary: Joseph Luns’ in</w:t>
-      </w:r>
-      <w:r>
-        <w:rPr>
-          <w:rFonts w:ascii="Times New Roman" w:hAnsi="Times New Roman" w:cs="Times New Roman"/>
-          <w:sz w:val="24"/>
-          <w:szCs w:val="24"/>
-          <w:lang w:val="en-GB"/>
-        </w:rPr>
-        <w:t xml:space="preserve"> </w:t>
-      </w:r>
-      <w:r>
-        <w:rPr>
-          <w:rFonts w:ascii="Times New Roman" w:hAnsi="Times New Roman" w:cs="Times New Roman"/>
-          <w:i/>
-          <w:sz w:val="24"/>
-          <w:szCs w:val="24"/>
-          <w:lang w:val="en-GB"/>
-        </w:rPr>
-        <w:t>The Guardian</w:t>
-      </w:r>
-      <w:r>
-        <w:rPr>
-          <w:rFonts w:ascii="Times New Roman" w:hAnsi="Times New Roman" w:cs="Times New Roman"/>
-          <w:sz w:val="24"/>
-          <w:szCs w:val="24"/>
-          <w:lang w:val="en-GB"/>
-        </w:rPr>
-        <w:t xml:space="preserve">, </w:t>
-      </w:r>
-      <w:r>
-        <w:rPr>
-          <w:rFonts w:ascii="Times New Roman" w:hAnsi="Times New Roman" w:cs="Times New Roman"/>
-          <w:sz w:val="24"/>
-          <w:szCs w:val="24"/>
-          <w:lang w:val="en-GB"/>
-        </w:rPr>
-        <w:t>18 July 2002; J. Shea, ‘Obituary. Joseph Luns. Long-</w:t>
-      </w:r>
-      <w:r>
-        <w:rPr>
-          <w:rFonts w:ascii="Times New Roman" w:hAnsi="Times New Roman" w:cs="Times New Roman"/>
-          <w:sz w:val="24"/>
-          <w:szCs w:val="24"/>
-          <w:lang w:val="en-GB"/>
-        </w:rPr>
-        <w:t>serving NATO Secretary-General’ in</w:t>
-      </w:r>
-      <w:r>
-        <w:rPr>
-          <w:rFonts w:ascii="Times New Roman" w:hAnsi="Times New Roman" w:cs="Times New Roman"/>
-          <w:sz w:val="24"/>
-          <w:szCs w:val="24"/>
-          <w:lang w:val="en-GB"/>
-        </w:rPr>
-        <w:t xml:space="preserve"> </w:t>
-      </w:r>
-      <w:r>
-        <w:rPr>
-          <w:rFonts w:ascii="Times New Roman" w:hAnsi="Times New Roman" w:cs="Times New Roman"/>
-          <w:i/>
-          <w:sz w:val="24"/>
-          <w:szCs w:val="24"/>
-          <w:lang w:val="en-GB"/>
-        </w:rPr>
         <w:t>The Independent</w:t>
       </w:r>
       <w:r>
@@ -13617,7 +13383,7 @@
         </w:rPr>
         <w:t xml:space="preserve">available at </w:t>
       </w:r>
-      <w:hyperlink r:id="rId13" w:history="1">
+      <w:hyperlink r:id="rId12" w:history="1">
         <w:r>
           <w:rPr>
             <w:rStyle w:val="Hyperlink"/>
@@ -14080,7 +13846,7 @@
           <w:szCs w:val="24"/>
           <w:lang w:val="en-GB"/>
         </w:rPr>
-        <w:t xml:space="preserve">Luns. </w:t>
+        <w:t xml:space="preserve">Luns. Een </w:t>
       </w:r>
       <w:proofErr w:type="spellStart"/>
       <w:r>
@@ -14091,7 +13857,7 @@
           <w:szCs w:val="24"/>
           <w:lang w:val="en-GB"/>
         </w:rPr>
-        <w:t>Een</w:t>
+        <w:t>politieke</w:t>
       </w:r>
       <w:proofErr w:type="spellEnd"/>
       <w:r>
@@ -14113,29 +13879,123 @@
           <w:szCs w:val="24"/>
           <w:lang w:val="en-GB"/>
         </w:rPr>
-        <w:t>politieke</w:t>
+        <w:lastRenderedPageBreak/>
+        <w:t>biografie</w:t>
       </w:r>
       <w:proofErr w:type="spellEnd"/>
       <w:r>
         <w:rPr>
           <w:rFonts w:ascii="Times New Roman" w:hAnsi="Times New Roman" w:cs="Times New Roman"/>
+          <w:sz w:val="24"/>
+          <w:szCs w:val="24"/>
+          <w:lang w:val="en-GB"/>
+        </w:rPr>
+        <w:t xml:space="preserve">, Amsterdam 2010; D. Rumsfeld, </w:t>
+      </w:r>
+      <w:r>
+        <w:rPr>
+          <w:rFonts w:ascii="Times New Roman" w:hAnsi="Times New Roman" w:cs="Times New Roman"/>
           <w:i/>
           <w:sz w:val="24"/>
           <w:szCs w:val="24"/>
           <w:lang w:val="en-GB"/>
         </w:rPr>
-        <w:t xml:space="preserve"> </w:t>
+        <w:t>Known and Unknown. A M</w:t>
+      </w:r>
+      <w:r>
+        <w:rPr>
+          <w:rFonts w:ascii="Times New Roman" w:hAnsi="Times New Roman" w:cs="Times New Roman"/>
+          <w:i/>
+          <w:sz w:val="24"/>
+          <w:szCs w:val="24"/>
+          <w:lang w:val="en-GB"/>
+        </w:rPr>
+        <w:t>emoir</w:t>
+      </w:r>
+      <w:r>
+        <w:rPr>
+          <w:rFonts w:ascii="Times New Roman" w:hAnsi="Times New Roman" w:cs="Times New Roman"/>
+          <w:sz w:val="24"/>
+          <w:szCs w:val="24"/>
+          <w:lang w:val="en-GB"/>
+        </w:rPr>
+        <w:t xml:space="preserve">, New York 2011; </w:t>
+      </w:r>
+      <w:r>
+        <w:rPr>
+          <w:rFonts w:ascii="Times New Roman" w:hAnsi="Times New Roman" w:cs="Times New Roman"/>
+          <w:sz w:val="24"/>
+          <w:szCs w:val="24"/>
+          <w:lang w:val="en-GB"/>
+        </w:rPr>
+        <w:t>J.-</w:t>
+      </w:r>
+      <w:r>
+        <w:rPr>
+          <w:rFonts w:ascii="Times New Roman" w:hAnsi="Times New Roman" w:cs="Times New Roman"/>
+          <w:sz w:val="24"/>
+          <w:szCs w:val="24"/>
+          <w:lang w:val="en-GB"/>
+        </w:rPr>
+        <w:t xml:space="preserve">W. Brouwer and I. </w:t>
       </w:r>
       <w:proofErr w:type="spellStart"/>
       <w:r>
         <w:rPr>
           <w:rFonts w:ascii="Times New Roman" w:hAnsi="Times New Roman" w:cs="Times New Roman"/>
+          <w:sz w:val="24"/>
+          <w:szCs w:val="24"/>
+          <w:lang w:val="en-GB"/>
+        </w:rPr>
+        <w:t>Megens</w:t>
+      </w:r>
+      <w:proofErr w:type="spellEnd"/>
+      <w:r>
+        <w:rPr>
+          <w:rFonts w:ascii="Times New Roman" w:hAnsi="Times New Roman" w:cs="Times New Roman"/>
+          <w:sz w:val="24"/>
+          <w:szCs w:val="24"/>
+          <w:lang w:val="en-GB"/>
+        </w:rPr>
+        <w:t xml:space="preserve">, </w:t>
+      </w:r>
+      <w:r>
+        <w:rPr>
+          <w:rFonts w:ascii="Times New Roman" w:hAnsi="Times New Roman" w:cs="Times New Roman"/>
           <w:i/>
           <w:sz w:val="24"/>
           <w:szCs w:val="24"/>
           <w:lang w:val="en-GB"/>
         </w:rPr>
-        <w:t>biografie</w:t>
+        <w:t>Joseph Luns, 1911-2002</w:t>
+      </w:r>
+      <w:r>
+        <w:rPr>
+          <w:rFonts w:ascii="Times New Roman" w:hAnsi="Times New Roman" w:cs="Times New Roman"/>
+          <w:sz w:val="24"/>
+          <w:szCs w:val="24"/>
+          <w:lang w:val="en-GB"/>
+        </w:rPr>
+        <w:t>, Amsterdam 2012; J.-</w:t>
+      </w:r>
+      <w:r>
+        <w:rPr>
+          <w:rFonts w:ascii="Times New Roman" w:hAnsi="Times New Roman" w:cs="Times New Roman"/>
+          <w:sz w:val="24"/>
+          <w:szCs w:val="24"/>
+          <w:lang w:val="en-GB"/>
+        </w:rPr>
+        <w:t xml:space="preserve">W. Brouwer, ‘Spaak et Luns – vies </w:t>
+      </w:r>
+      <w:proofErr w:type="spellStart"/>
+      <w:r>
+        <w:rPr>
+          <w:rFonts w:ascii="Times New Roman" w:hAnsi="Times New Roman" w:cs="Times New Roman"/>
+          <w:sz w:val="24"/>
+          <w:szCs w:val="24"/>
+          <w:lang w:val="en-GB"/>
+        </w:rPr>
+        <w:t>parallèles</w:t>
       </w:r>
       <w:proofErr w:type="spellEnd"/>
       <w:r>
@@ -14145,7 +14005,7 @@
           <w:szCs w:val="24"/>
           <w:lang w:val="en-GB"/>
         </w:rPr>
-        <w:t xml:space="preserve">, Amsterdam 2010; D. Rumsfeld, </w:t>
+        <w:t xml:space="preserve">’ in V. Dujardin and P. Tilly (Eds), </w:t>
       </w:r>
       <w:r>
         <w:rPr>
@@ -14155,8 +14015,9 @@
           <w:szCs w:val="24"/>
           <w:lang w:val="en-GB"/>
         </w:rPr>
-        <w:t>Known and Unknown. A M</w:t>
-      </w:r>
+        <w:t xml:space="preserve">Hommes et réseaux. Belgique, Europe et Outre-Mers. Liber </w:t>
+      </w:r>
+      <w:proofErr w:type="spellStart"/>
       <w:r>
         <w:rPr>
           <w:rFonts w:ascii="Times New Roman" w:hAnsi="Times New Roman" w:cs="Times New Roman"/>
@@ -14165,155 +14026,17 @@
           <w:szCs w:val="24"/>
           <w:lang w:val="en-GB"/>
         </w:rPr>
-        <w:t>emoir</w:t>
-      </w:r>
-      <w:r>
-        <w:rPr>
-          <w:rFonts w:ascii="Times New Roman" w:hAnsi="Times New Roman" w:cs="Times New Roman"/>
-          <w:sz w:val="24"/>
-          <w:szCs w:val="24"/>
-          <w:lang w:val="en-GB"/>
-        </w:rPr>
-        <w:t xml:space="preserve">, New York 2011; </w:t>
-      </w:r>
-      <w:r>
-        <w:rPr>
-          <w:rFonts w:ascii="Times New Roman" w:hAnsi="Times New Roman" w:cs="Times New Roman"/>
-          <w:sz w:val="24"/>
-          <w:szCs w:val="24"/>
-          <w:lang w:val="en-GB"/>
-        </w:rPr>
-        <w:t>J.-</w:t>
-      </w:r>
-      <w:r>
-        <w:rPr>
-          <w:rFonts w:ascii="Times New Roman" w:hAnsi="Times New Roman" w:cs="Times New Roman"/>
-          <w:sz w:val="24"/>
-          <w:szCs w:val="24"/>
-          <w:lang w:val="en-GB"/>
-        </w:rPr>
-        <w:t xml:space="preserve">W. Brouwer and I. </w:t>
-      </w:r>
-      <w:proofErr w:type="spellStart"/>
-      <w:r>
-        <w:rPr>
-          <w:rFonts w:ascii="Times New Roman" w:hAnsi="Times New Roman" w:cs="Times New Roman"/>
-          <w:sz w:val="24"/>
-          <w:szCs w:val="24"/>
-          <w:lang w:val="en-GB"/>
-        </w:rPr>
-        <w:t>Megens</w:t>
+        <w:t>amicorum</w:t>
       </w:r>
       <w:proofErr w:type="spellEnd"/>
       <w:r>
         <w:rPr>
           <w:rFonts w:ascii="Times New Roman" w:hAnsi="Times New Roman" w:cs="Times New Roman"/>
-          <w:sz w:val="24"/>
-          <w:szCs w:val="24"/>
-          <w:lang w:val="en-GB"/>
-        </w:rPr>
-        <w:t xml:space="preserve">, </w:t>
-      </w:r>
-      <w:r>
-        <w:rPr>
-          <w:rFonts w:ascii="Times New Roman" w:hAnsi="Times New Roman" w:cs="Times New Roman"/>
           <w:i/>
           <w:sz w:val="24"/>
           <w:szCs w:val="24"/>
           <w:lang w:val="en-GB"/>
         </w:rPr>
-        <w:t>Joseph Luns, 1911-2002</w:t>
-      </w:r>
-      <w:r>
-        <w:rPr>
-          <w:rFonts w:ascii="Times New Roman" w:hAnsi="Times New Roman" w:cs="Times New Roman"/>
-          <w:sz w:val="24"/>
-          <w:szCs w:val="24"/>
-          <w:lang w:val="en-GB"/>
-        </w:rPr>
-        <w:t>, Amsterdam 2012; J.-</w:t>
-      </w:r>
-      <w:r>
-        <w:rPr>
-          <w:rFonts w:ascii="Times New Roman" w:hAnsi="Times New Roman" w:cs="Times New Roman"/>
-          <w:sz w:val="24"/>
-          <w:szCs w:val="24"/>
-          <w:lang w:val="en-GB"/>
-        </w:rPr>
-        <w:t xml:space="preserve">W. Brouwer, ‘Spaak et Luns – vies </w:t>
-      </w:r>
-      <w:proofErr w:type="spellStart"/>
-      <w:r>
-        <w:rPr>
-          <w:rFonts w:ascii="Times New Roman" w:hAnsi="Times New Roman" w:cs="Times New Roman"/>
-          <w:sz w:val="24"/>
-          <w:szCs w:val="24"/>
-          <w:lang w:val="en-GB"/>
-        </w:rPr>
-        <w:t>parallèles</w:t>
-      </w:r>
-      <w:proofErr w:type="spellEnd"/>
-      <w:r>
-        <w:rPr>
-          <w:rFonts w:ascii="Times New Roman" w:hAnsi="Times New Roman" w:cs="Times New Roman"/>
-          <w:sz w:val="24"/>
-          <w:szCs w:val="24"/>
-          <w:lang w:val="en-GB"/>
-        </w:rPr>
-        <w:t xml:space="preserve">’ in V. Dujardin and P. Tilly (Eds), </w:t>
-      </w:r>
-      <w:r>
-        <w:rPr>
-          <w:rFonts w:ascii="Times New Roman" w:hAnsi="Times New Roman" w:cs="Times New Roman"/>
-          <w:i/>
-          <w:sz w:val="24"/>
-          <w:szCs w:val="24"/>
-          <w:lang w:val="en-GB"/>
-        </w:rPr>
-        <w:t xml:space="preserve">Hommes et réseaux. Belgique, Europe et </w:t>
-      </w:r>
-      <w:proofErr w:type="spellStart"/>
-      <w:r>
-        <w:rPr>
-          <w:rFonts w:ascii="Times New Roman" w:hAnsi="Times New Roman" w:cs="Times New Roman"/>
-          <w:i/>
-          <w:sz w:val="24"/>
-          <w:szCs w:val="24"/>
-          <w:lang w:val="en-GB"/>
-        </w:rPr>
-        <w:t>Outre</w:t>
-      </w:r>
-      <w:proofErr w:type="spellEnd"/>
-      <w:r>
-        <w:rPr>
-          <w:rFonts w:ascii="Times New Roman" w:hAnsi="Times New Roman" w:cs="Times New Roman"/>
-          <w:i/>
-          <w:sz w:val="24"/>
-          <w:szCs w:val="24"/>
-          <w:lang w:val="en-GB"/>
-        </w:rPr>
-        <w:t xml:space="preserve">-Mers. Liber </w:t>
-      </w:r>
-      <w:proofErr w:type="spellStart"/>
-      <w:r>
-        <w:rPr>
-          <w:rFonts w:ascii="Times New Roman" w:hAnsi="Times New Roman" w:cs="Times New Roman"/>
-          <w:i/>
-          <w:sz w:val="24"/>
-          <w:szCs w:val="24"/>
-          <w:lang w:val="en-GB"/>
-        </w:rPr>
-        <w:t>amicorum</w:t>
-      </w:r>
-      <w:proofErr w:type="spellEnd"/>
-      <w:r>
-        <w:rPr>
-          <w:rFonts w:ascii="Times New Roman" w:hAnsi="Times New Roman" w:cs="Times New Roman"/>
-          <w:i/>
-          <w:sz w:val="24"/>
-          <w:szCs w:val="24"/>
-          <w:lang w:val="en-GB"/>
-        </w:rPr>
         <w:t xml:space="preserve"> Michel Dumoulin</w:t>
       </w:r>
       <w:r>
@@ -14341,7 +14064,6 @@
           <w:szCs w:val="24"/>
           <w:lang w:val="en-GB"/>
         </w:rPr>
-        <w:lastRenderedPageBreak/>
         <w:t>‘</w:t>
       </w:r>
       <w:r>
@@ -14500,7 +14222,7 @@
         </w:rPr>
         <w:t xml:space="preserve">, </w:t>
       </w:r>
-      <w:hyperlink r:id="rId14" w:history="1">
+      <w:hyperlink r:id="rId13" w:history="1">
         <w:r>
           <w:rPr>
             <w:rStyle w:val="Hyperlink"/>
@@ -14844,7 +14566,7 @@
         </w:rPr>
         <w:t xml:space="preserve">Eisenberg, </w:t>
       </w:r>
-      <w:hyperlink r:id="rId15" w:history="1">
+      <w:hyperlink r:id="rId14" w:history="1">
         <w:r>
           <w:rPr>
             <w:rStyle w:val="Hyperlink"/>
@@ -14868,8 +14590,8 @@
       </w:r>
     </w:p>
     <w:sectPr>
-      <w:headerReference w:type="default" r:id="rId16"/>
-      <w:footerReference w:type="default" r:id="rId17"/>
+      <w:headerReference w:type="default" r:id="rId15"/>
+      <w:footerReference w:type="default" r:id="rId16"/>
       <w:pgSz w:w="11906" w:h="16838"/>
       <w:pgMar w:top="1418" w:right="1418" w:bottom="1418" w:left="1418" w:header="709" w:footer="709" w:gutter="0"/>
       <w:cols w:space="720"/>
@@ -14880,7 +14602,7 @@
 </file>
 
 <file path=word/endnotes.xml><?xml version="1.0" encoding="utf-8"?>
-<w:endnotes xmlns:wpc="http://schemas.microsoft.com/office/word/2010/wordprocessingCanvas" xmlns:cx="http://schemas.microsoft.com/office/drawing/2014/chartex" xmlns:cx1="http://schemas.microsoft.com/office/drawing/2015/9/8/chartex" xmlns:cx2="http://schemas.microsoft.com/office/drawing/2015/10/21/chartex" xmlns:cx3="http://schemas.microsoft.com/office/drawing/2016/5/9/chartex" xmlns:cx4="http://schemas.microsoft.com/office/drawing/2016/5/10/chartex" xmlns:cx5="http://schemas.microsoft.com/office/drawing/2016/5/11/chartex" xmlns:cx6="http://schemas.microsoft.com/office/drawing/2016/5/12/chartex" xmlns:cx7="http://schemas.microsoft.com/office/drawing/2016/5/13/chartex" xmlns:cx8="http://schemas.microsoft.com/office/drawing/2016/5/14/chartex" xmlns:mc="http://schemas.openxmlformats.org/markup-compatibility/2006" xmlns:aink="http://schemas.microsoft.com/office/drawing/2016/ink" xmlns:am3d="http://schemas.microsoft.com/office/drawing/2017/model3d" xmlns:o="urn:schemas-microsoft-com:office:office" xmlns:oel="http://schemas.microsoft.com/office/2019/extlst" xmlns:r="http://schemas.openxmlformats.org/officeDocument/2006/relationships" xmlns:m="http://schemas.openxmlformats.org/officeDocument/2006/math" xmlns:v="urn:schemas-microsoft-com:vml" xmlns:wp14="http://schemas.microsoft.com/office/word/2010/wordprocessingDrawing" xmlns:wp="http://schemas.openxmlformats.org/drawingml/2006/wordprocessingDrawing" xmlns:w10="urn:schemas-microsoft-com:office:word" xmlns:w="http://schemas.openxmlformats.org/wordprocessingml/2006/main" xmlns:w14="http://schemas.microsoft.com/office/word/2010/wordml" xmlns:w15="http://schemas.microsoft.com/office/word/2012/wordml" xmlns:w16cex="http://schemas.microsoft.com/office/word/2018/wordml/cex" xmlns:w16cid="http://schemas.microsoft.com/office/word/2016/wordml/cid" xmlns:w16="http://schemas.microsoft.com/office/word/2018/wordml" xmlns:w16du="http://schemas.microsoft.com/office/word/2023/wordml/word16du" xmlns:w16sdtdh="http://schemas.microsoft.com/office/word/2020/wordml/sdtdatahash" xmlns:w16sdtfl="http://schemas.microsoft.com/office/word/2024/wordml/sdtformatlock" xmlns:w16se="http://schemas.microsoft.com/office/word/2015/wordml/symex" xmlns:wpg="http://schemas.microsoft.com/office/word/2010/wordprocessingGroup" xmlns:wpi="http://schemas.microsoft.com/office/word/2010/wordprocessingInk" xmlns:wne="http://schemas.microsoft.com/office/word/2006/wordml" xmlns:wps="http://schemas.microsoft.com/office/word/2010/wordprocessingShape" mc:Ignorable="w14 w15 w16se w16cid w16 w16cex w16sdtdh w16sdtfl w16du wp14">
+<w:endnotes xmlns:wpc="http://schemas.microsoft.com/office/word/2010/wordprocessingCanvas" xmlns:cx="http://schemas.microsoft.com/office/drawing/2014/chartex" xmlns:cx1="http://schemas.microsoft.com/office/drawing/2015/9/8/chartex" xmlns:cx2="http://schemas.microsoft.com/office/drawing/2015/10/21/chartex" xmlns:cx3="http://schemas.microsoft.com/office/drawing/2016/5/9/chartex" xmlns:cx4="http://schemas.microsoft.com/office/drawing/2016/5/10/chartex" xmlns:cx5="http://schemas.microsoft.com/office/drawing/2016/5/11/chartex" xmlns:cx6="http://schemas.microsoft.com/office/drawing/2016/5/12/chartex" xmlns:cx7="http://schemas.microsoft.com/office/drawing/2016/5/13/chartex" xmlns:cx8="http://schemas.microsoft.com/office/drawing/2016/5/14/chartex" xmlns:mc="http://schemas.openxmlformats.org/markup-compatibility/2006" xmlns:m="http://schemas.openxmlformats.org/officeDocument/2006/math" xmlns:aink="http://schemas.microsoft.com/office/drawing/2016/ink" xmlns:am3d="http://schemas.microsoft.com/office/drawing/2017/model3d" xmlns:oel="http://schemas.microsoft.com/office/2019/extlst" xmlns:r="http://schemas.openxmlformats.org/officeDocument/2006/relationships" xmlns:wp14="http://schemas.microsoft.com/office/word/2010/wordprocessingDrawing" xmlns:wp="http://schemas.openxmlformats.org/drawingml/2006/wordprocessingDrawing" xmlns:wpg="http://schemas.microsoft.com/office/word/2010/wordprocessingGroup" xmlns:wpi="http://schemas.microsoft.com/office/word/2010/wordprocessingInk" xmlns:wps="http://schemas.microsoft.com/office/word/2010/wordprocessingShape" xmlns:o="urn:schemas-microsoft-com:office:office" xmlns:v="urn:schemas-microsoft-com:vml" xmlns:w10="urn:schemas-microsoft-com:office:word" xmlns:w="http://schemas.openxmlformats.org/wordprocessingml/2006/main" xmlns:w14="http://schemas.microsoft.com/office/word/2010/wordml" xmlns:w15="http://schemas.microsoft.com/office/word/2012/wordml" xmlns:w16cei="http://schemas.microsoft.com/office/word/2026/wordml/cei" xmlns:w16cex="http://schemas.microsoft.com/office/word/2018/wordml/cex" xmlns:w16cid="http://schemas.microsoft.com/office/word/2016/wordml/cid" xmlns:w16="http://schemas.microsoft.com/office/word/2018/wordml" xmlns:w16sdtdh="http://schemas.microsoft.com/office/word/2020/wordml/sdtdatahash" xmlns:w16sdtfl="http://schemas.microsoft.com/office/word/2024/wordml/sdtformatlock" xmlns:w16se="http://schemas.microsoft.com/office/word/2015/wordml/symex" xmlns:w16du="http://schemas.microsoft.com/office/word/2023/wordml/word16du" xmlns:wne="http://schemas.microsoft.com/office/word/2006/wordml" mc:Ignorable="w14 w15 w16se w16cid w16 w16cex w16sdtdh w16sdtfl w16du wp14">
   <w:endnote w:type="separator" w:id="-1">
     <w:p>
       <w:pPr>
@@ -14905,7 +14627,7 @@
 </file>
 
 <file path=word/footer1.xml><?xml version="1.0" encoding="utf-8"?>
-<w:ftr xmlns:wpc="http://schemas.microsoft.com/office/word/2010/wordprocessingCanvas" xmlns:cx="http://schemas.microsoft.com/office/drawing/2014/chartex" xmlns:cx1="http://schemas.microsoft.com/office/drawing/2015/9/8/chartex" xmlns:cx2="http://schemas.microsoft.com/office/drawing/2015/10/21/chartex" xmlns:cx3="http://schemas.microsoft.com/office/drawing/2016/5/9/chartex" xmlns:cx4="http://schemas.microsoft.com/office/drawing/2016/5/10/chartex" xmlns:cx5="http://schemas.microsoft.com/office/drawing/2016/5/11/chartex" xmlns:cx6="http://schemas.microsoft.com/office/drawing/2016/5/12/chartex" xmlns:cx7="http://schemas.microsoft.com/office/drawing/2016/5/13/chartex" xmlns:cx8="http://schemas.microsoft.com/office/drawing/2016/5/14/chartex" xmlns:mc="http://schemas.openxmlformats.org/markup-compatibility/2006" xmlns:aink="http://schemas.microsoft.com/office/drawing/2016/ink" xmlns:am3d="http://schemas.microsoft.com/office/drawing/2017/model3d" xmlns:o="urn:schemas-microsoft-com:office:office" xmlns:oel="http://schemas.microsoft.com/office/2019/extlst" xmlns:r="http://schemas.openxmlformats.org/officeDocument/2006/relationships" xmlns:m="http://schemas.openxmlformats.org/officeDocument/2006/math" xmlns:v="urn:schemas-microsoft-com:vml" xmlns:wp14="http://schemas.microsoft.com/office/word/2010/wordprocessingDrawing" xmlns:wp="http://schemas.openxmlformats.org/drawingml/2006/wordprocessingDrawing" xmlns:w10="urn:schemas-microsoft-com:office:word" xmlns:w="http://schemas.openxmlformats.org/wordprocessingml/2006/main" xmlns:w14="http://schemas.microsoft.com/office/word/2010/wordml" xmlns:w15="http://schemas.microsoft.com/office/word/2012/wordml" xmlns:w16cex="http://schemas.microsoft.com/office/word/2018/wordml/cex" xmlns:w16cid="http://schemas.microsoft.com/office/word/2016/wordml/cid" xmlns:w16="http://schemas.microsoft.com/office/word/2018/wordml" xmlns:w16du="http://schemas.microsoft.com/office/word/2023/wordml/word16du" xmlns:w16sdtdh="http://schemas.microsoft.com/office/word/2020/wordml/sdtdatahash" xmlns:w16sdtfl="http://schemas.microsoft.com/office/word/2024/wordml/sdtformatlock" xmlns:w16se="http://schemas.microsoft.com/office/word/2015/wordml/symex" xmlns:wpg="http://schemas.microsoft.com/office/word/2010/wordprocessingGroup" xmlns:wpi="http://schemas.microsoft.com/office/word/2010/wordprocessingInk" xmlns:wne="http://schemas.microsoft.com/office/word/2006/wordml" xmlns:wps="http://schemas.microsoft.com/office/word/2010/wordprocessingShape" mc:Ignorable="w14 w15 w16se w16cid w16 w16cex w16sdtdh w16sdtfl w16du wp14">
+<w:ftr xmlns:wpc="http://schemas.microsoft.com/office/word/2010/wordprocessingCanvas" xmlns:cx="http://schemas.microsoft.com/office/drawing/2014/chartex" xmlns:cx1="http://schemas.microsoft.com/office/drawing/2015/9/8/chartex" xmlns:cx2="http://schemas.microsoft.com/office/drawing/2015/10/21/chartex" xmlns:cx3="http://schemas.microsoft.com/office/drawing/2016/5/9/chartex" xmlns:cx4="http://schemas.microsoft.com/office/drawing/2016/5/10/chartex" xmlns:cx5="http://schemas.microsoft.com/office/drawing/2016/5/11/chartex" xmlns:cx6="http://schemas.microsoft.com/office/drawing/2016/5/12/chartex" xmlns:cx7="http://schemas.microsoft.com/office/drawing/2016/5/13/chartex" xmlns:cx8="http://schemas.microsoft.com/office/drawing/2016/5/14/chartex" xmlns:mc="http://schemas.openxmlformats.org/markup-compatibility/2006" xmlns:m="http://schemas.openxmlformats.org/officeDocument/2006/math" xmlns:aink="http://schemas.microsoft.com/office/drawing/2016/ink" xmlns:am3d="http://schemas.microsoft.com/office/drawing/2017/model3d" xmlns:oel="http://schemas.microsoft.com/office/2019/extlst" xmlns:r="http://schemas.openxmlformats.org/officeDocument/2006/relationships" xmlns:wp14="http://schemas.microsoft.com/office/word/2010/wordprocessingDrawing" xmlns:wp="http://schemas.openxmlformats.org/drawingml/2006/wordprocessingDrawing" xmlns:wpg="http://schemas.microsoft.com/office/word/2010/wordprocessingGroup" xmlns:wpi="http://schemas.microsoft.com/office/word/2010/wordprocessingInk" xmlns:wps="http://schemas.microsoft.com/office/word/2010/wordprocessingShape" xmlns:o="urn:schemas-microsoft-com:office:office" xmlns:v="urn:schemas-microsoft-com:vml" xmlns:w10="urn:schemas-microsoft-com:office:word" xmlns:w="http://schemas.openxmlformats.org/wordprocessingml/2006/main" xmlns:w14="http://schemas.microsoft.com/office/word/2010/wordml" xmlns:w15="http://schemas.microsoft.com/office/word/2012/wordml" xmlns:w16cei="http://schemas.microsoft.com/office/word/2026/wordml/cei" xmlns:w16cex="http://schemas.microsoft.com/office/word/2018/wordml/cex" xmlns:w16cid="http://schemas.microsoft.com/office/word/2016/wordml/cid" xmlns:w16="http://schemas.microsoft.com/office/word/2018/wordml" xmlns:w16sdtdh="http://schemas.microsoft.com/office/word/2020/wordml/sdtdatahash" xmlns:w16sdtfl="http://schemas.microsoft.com/office/word/2024/wordml/sdtformatlock" xmlns:w16se="http://schemas.microsoft.com/office/word/2015/wordml/symex" xmlns:w16du="http://schemas.microsoft.com/office/word/2023/wordml/word16du" xmlns:wne="http://schemas.microsoft.com/office/word/2006/wordml" mc:Ignorable="w14 w15 w16se w16cid w16 w16cex w16sdtdh w16sdtfl w16du wp14">
   <w:p>
     <w:pPr>
       <w:pStyle w:val="Voettekst"/>
@@ -14956,7 +14678,7 @@
 </file>
 
 <file path=word/footnotes.xml><?xml version="1.0" encoding="utf-8"?>
-<w:footnotes xmlns:wpc="http://schemas.microsoft.com/office/word/2010/wordprocessingCanvas" xmlns:cx="http://schemas.microsoft.com/office/drawing/2014/chartex" xmlns:cx1="http://schemas.microsoft.com/office/drawing/2015/9/8/chartex" xmlns:cx2="http://schemas.microsoft.com/office/drawing/2015/10/21/chartex" xmlns:cx3="http://schemas.microsoft.com/office/drawing/2016/5/9/chartex" xmlns:cx4="http://schemas.microsoft.com/office/drawing/2016/5/10/chartex" xmlns:cx5="http://schemas.microsoft.com/office/drawing/2016/5/11/chartex" xmlns:cx6="http://schemas.microsoft.com/office/drawing/2016/5/12/chartex" xmlns:cx7="http://schemas.microsoft.com/office/drawing/2016/5/13/chartex" xmlns:cx8="http://schemas.microsoft.com/office/drawing/2016/5/14/chartex" xmlns:mc="http://schemas.openxmlformats.org/markup-compatibility/2006" xmlns:aink="http://schemas.microsoft.com/office/drawing/2016/ink" xmlns:am3d="http://schemas.microsoft.com/office/drawing/2017/model3d" xmlns:o="urn:schemas-microsoft-com:office:office" xmlns:oel="http://schemas.microsoft.com/office/2019/extlst" xmlns:r="http://schemas.openxmlformats.org/officeDocument/2006/relationships" xmlns:m="http://schemas.openxmlformats.org/officeDocument/2006/math" xmlns:v="urn:schemas-microsoft-com:vml" xmlns:wp14="http://schemas.microsoft.com/office/word/2010/wordprocessingDrawing" xmlns:wp="http://schemas.openxmlformats.org/drawingml/2006/wordprocessingDrawing" xmlns:w10="urn:schemas-microsoft-com:office:word" xmlns:w="http://schemas.openxmlformats.org/wordprocessingml/2006/main" xmlns:w14="http://schemas.microsoft.com/office/word/2010/wordml" xmlns:w15="http://schemas.microsoft.com/office/word/2012/wordml" xmlns:w16cex="http://schemas.microsoft.com/office/word/2018/wordml/cex" xmlns:w16cid="http://schemas.microsoft.com/office/word/2016/wordml/cid" xmlns:w16="http://schemas.microsoft.com/office/word/2018/wordml" xmlns:w16du="http://schemas.microsoft.com/office/word/2023/wordml/word16du" xmlns:w16sdtdh="http://schemas.microsoft.com/office/word/2020/wordml/sdtdatahash" xmlns:w16sdtfl="http://schemas.microsoft.com/office/word/2024/wordml/sdtformatlock" xmlns:w16se="http://schemas.microsoft.com/office/word/2015/wordml/symex" xmlns:wpg="http://schemas.microsoft.com/office/word/2010/wordprocessingGroup" xmlns:wpi="http://schemas.microsoft.com/office/word/2010/wordprocessingInk" xmlns:wne="http://schemas.microsoft.com/office/word/2006/wordml" xmlns:wps="http://schemas.microsoft.com/office/word/2010/wordprocessingShape" mc:Ignorable="w14 w15 w16se w16cid w16 w16cex w16sdtdh w16sdtfl w16du wp14">
+<w:footnotes xmlns:wpc="http://schemas.microsoft.com/office/word/2010/wordprocessingCanvas" xmlns:cx="http://schemas.microsoft.com/office/drawing/2014/chartex" xmlns:cx1="http://schemas.microsoft.com/office/drawing/2015/9/8/chartex" xmlns:cx2="http://schemas.microsoft.com/office/drawing/2015/10/21/chartex" xmlns:cx3="http://schemas.microsoft.com/office/drawing/2016/5/9/chartex" xmlns:cx4="http://schemas.microsoft.com/office/drawing/2016/5/10/chartex" xmlns:cx5="http://schemas.microsoft.com/office/drawing/2016/5/11/chartex" xmlns:cx6="http://schemas.microsoft.com/office/drawing/2016/5/12/chartex" xmlns:cx7="http://schemas.microsoft.com/office/drawing/2016/5/13/chartex" xmlns:cx8="http://schemas.microsoft.com/office/drawing/2016/5/14/chartex" xmlns:mc="http://schemas.openxmlformats.org/markup-compatibility/2006" xmlns:m="http://schemas.openxmlformats.org/officeDocument/2006/math" xmlns:aink="http://schemas.microsoft.com/office/drawing/2016/ink" xmlns:am3d="http://schemas.microsoft.com/office/drawing/2017/model3d" xmlns:oel="http://schemas.microsoft.com/office/2019/extlst" xmlns:r="http://schemas.openxmlformats.org/officeDocument/2006/relationships" xmlns:wp14="http://schemas.microsoft.com/office/word/2010/wordprocessingDrawing" xmlns:wp="http://schemas.openxmlformats.org/drawingml/2006/wordprocessingDrawing" xmlns:wpg="http://schemas.microsoft.com/office/word/2010/wordprocessingGroup" xmlns:wpi="http://schemas.microsoft.com/office/word/2010/wordprocessingInk" xmlns:wps="http://schemas.microsoft.com/office/word/2010/wordprocessingShape" xmlns:o="urn:schemas-microsoft-com:office:office" xmlns:v="urn:schemas-microsoft-com:vml" xmlns:w10="urn:schemas-microsoft-com:office:word" xmlns:w="http://schemas.openxmlformats.org/wordprocessingml/2006/main" xmlns:w14="http://schemas.microsoft.com/office/word/2010/wordml" xmlns:w15="http://schemas.microsoft.com/office/word/2012/wordml" xmlns:w16cei="http://schemas.microsoft.com/office/word/2026/wordml/cei" xmlns:w16cex="http://schemas.microsoft.com/office/word/2018/wordml/cex" xmlns:w16cid="http://schemas.microsoft.com/office/word/2016/wordml/cid" xmlns:w16="http://schemas.microsoft.com/office/word/2018/wordml" xmlns:w16sdtdh="http://schemas.microsoft.com/office/word/2020/wordml/sdtdatahash" xmlns:w16sdtfl="http://schemas.microsoft.com/office/word/2024/wordml/sdtformatlock" xmlns:w16se="http://schemas.microsoft.com/office/word/2015/wordml/symex" xmlns:w16du="http://schemas.microsoft.com/office/word/2023/wordml/word16du" xmlns:wne="http://schemas.microsoft.com/office/word/2006/wordml" mc:Ignorable="w14 w15 w16se w16cid w16 w16cex w16sdtdh w16sdtfl w16du wp14">
   <w:footnote w:type="separator" w:id="-1">
     <w:p>
       <w:pPr>
@@ -14981,7 +14703,7 @@
 </file>
 
 <file path=word/header1.xml><?xml version="1.0" encoding="utf-8"?>
-<w:hdr xmlns:wpc="http://schemas.microsoft.com/office/word/2010/wordprocessingCanvas" xmlns:cx="http://schemas.microsoft.com/office/drawing/2014/chartex" xmlns:cx1="http://schemas.microsoft.com/office/drawing/2015/9/8/chartex" xmlns:cx2="http://schemas.microsoft.com/office/drawing/2015/10/21/chartex" xmlns:cx3="http://schemas.microsoft.com/office/drawing/2016/5/9/chartex" xmlns:cx4="http://schemas.microsoft.com/office/drawing/2016/5/10/chartex" xmlns:cx5="http://schemas.microsoft.com/office/drawing/2016/5/11/chartex" xmlns:cx6="http://schemas.microsoft.com/office/drawing/2016/5/12/chartex" xmlns:cx7="http://schemas.microsoft.com/office/drawing/2016/5/13/chartex" xmlns:cx8="http://schemas.microsoft.com/office/drawing/2016/5/14/chartex" xmlns:mc="http://schemas.openxmlformats.org/markup-compatibility/2006" xmlns:aink="http://schemas.microsoft.com/office/drawing/2016/ink" xmlns:am3d="http://schemas.microsoft.com/office/drawing/2017/model3d" xmlns:o="urn:schemas-microsoft-com:office:office" xmlns:oel="http://schemas.microsoft.com/office/2019/extlst" xmlns:r="http://schemas.openxmlformats.org/officeDocument/2006/relationships" xmlns:m="http://schemas.openxmlformats.org/officeDocument/2006/math" xmlns:v="urn:schemas-microsoft-com:vml" xmlns:wp14="http://schemas.microsoft.com/office/word/2010/wordprocessingDrawing" xmlns:wp="http://schemas.openxmlformats.org/drawingml/2006/wordprocessingDrawing" xmlns:w10="urn:schemas-microsoft-com:office:word" xmlns:w="http://schemas.openxmlformats.org/wordprocessingml/2006/main" xmlns:w14="http://schemas.microsoft.com/office/word/2010/wordml" xmlns:w15="http://schemas.microsoft.com/office/word/2012/wordml" xmlns:w16cex="http://schemas.microsoft.com/office/word/2018/wordml/cex" xmlns:w16cid="http://schemas.microsoft.com/office/word/2016/wordml/cid" xmlns:w16="http://schemas.microsoft.com/office/word/2018/wordml" xmlns:w16du="http://schemas.microsoft.com/office/word/2023/wordml/word16du" xmlns:w16sdtdh="http://schemas.microsoft.com/office/word/2020/wordml/sdtdatahash" xmlns:w16sdtfl="http://schemas.microsoft.com/office/word/2024/wordml/sdtformatlock" xmlns:w16se="http://schemas.microsoft.com/office/word/2015/wordml/symex" xmlns:wpg="http://schemas.microsoft.com/office/word/2010/wordprocessingGroup" xmlns:wpi="http://schemas.microsoft.com/office/word/2010/wordprocessingInk" xmlns:wne="http://schemas.microsoft.com/office/word/2006/wordml" xmlns:wps="http://schemas.microsoft.com/office/word/2010/wordprocessingShape" mc:Ignorable="w14 w15 w16se w16cid w16 w16cex w16sdtdh w16sdtfl w16du wp14">
+<w:hdr xmlns:wpc="http://schemas.microsoft.com/office/word/2010/wordprocessingCanvas" xmlns:cx="http://schemas.microsoft.com/office/drawing/2014/chartex" xmlns:cx1="http://schemas.microsoft.com/office/drawing/2015/9/8/chartex" xmlns:cx2="http://schemas.microsoft.com/office/drawing/2015/10/21/chartex" xmlns:cx3="http://schemas.microsoft.com/office/drawing/2016/5/9/chartex" xmlns:cx4="http://schemas.microsoft.com/office/drawing/2016/5/10/chartex" xmlns:cx5="http://schemas.microsoft.com/office/drawing/2016/5/11/chartex" xmlns:cx6="http://schemas.microsoft.com/office/drawing/2016/5/12/chartex" xmlns:cx7="http://schemas.microsoft.com/office/drawing/2016/5/13/chartex" xmlns:cx8="http://schemas.microsoft.com/office/drawing/2016/5/14/chartex" xmlns:mc="http://schemas.openxmlformats.org/markup-compatibility/2006" xmlns:m="http://schemas.openxmlformats.org/officeDocument/2006/math" xmlns:aink="http://schemas.microsoft.com/office/drawing/2016/ink" xmlns:am3d="http://schemas.microsoft.com/office/drawing/2017/model3d" xmlns:oel="http://schemas.microsoft.com/office/2019/extlst" xmlns:r="http://schemas.openxmlformats.org/officeDocument/2006/relationships" xmlns:wp14="http://schemas.microsoft.com/office/word/2010/wordprocessingDrawing" xmlns:wp="http://schemas.openxmlformats.org/drawingml/2006/wordprocessingDrawing" xmlns:wpg="http://schemas.microsoft.com/office/word/2010/wordprocessingGroup" xmlns:wpi="http://schemas.microsoft.com/office/word/2010/wordprocessingInk" xmlns:wps="http://schemas.microsoft.com/office/word/2010/wordprocessingShape" xmlns:o="urn:schemas-microsoft-com:office:office" xmlns:v="urn:schemas-microsoft-com:vml" xmlns:w10="urn:schemas-microsoft-com:office:word" xmlns:w="http://schemas.openxmlformats.org/wordprocessingml/2006/main" xmlns:w14="http://schemas.microsoft.com/office/word/2010/wordml" xmlns:w15="http://schemas.microsoft.com/office/word/2012/wordml" xmlns:w16cei="http://schemas.microsoft.com/office/word/2026/wordml/cei" xmlns:w16cex="http://schemas.microsoft.com/office/word/2018/wordml/cex" xmlns:w16cid="http://schemas.microsoft.com/office/word/2016/wordml/cid" xmlns:w16="http://schemas.microsoft.com/office/word/2018/wordml" xmlns:w16sdtdh="http://schemas.microsoft.com/office/word/2020/wordml/sdtdatahash" xmlns:w16sdtfl="http://schemas.microsoft.com/office/word/2024/wordml/sdtformatlock" xmlns:w16se="http://schemas.microsoft.com/office/word/2015/wordml/symex" xmlns:w16du="http://schemas.microsoft.com/office/word/2023/wordml/word16du" xmlns:wne="http://schemas.microsoft.com/office/word/2006/wordml" mc:Ignorable="w14 w15 w16se w16cid w16 w16cex w16sdtdh w16sdtfl w16du wp14">
   <w:sdt>
     <w:sdtPr>
       <w:id w:val="963314849"/>
@@ -15033,7 +14755,7 @@
 </file>
 
 <file path=word/numbering.xml><?xml version="1.0" encoding="utf-8"?>
-<w:numbering xmlns:wpc="http://schemas.microsoft.com/office/word/2010/wordprocessingCanvas" xmlns:cx="http://schemas.microsoft.com/office/drawing/2014/chartex" xmlns:cx1="http://schemas.microsoft.com/office/drawing/2015/9/8/chartex" xmlns:cx2="http://schemas.microsoft.com/office/drawing/2015/10/21/chartex" xmlns:cx3="http://schemas.microsoft.com/office/drawing/2016/5/9/chartex" xmlns:cx4="http://schemas.microsoft.com/office/drawing/2016/5/10/chartex" xmlns:cx5="http://schemas.microsoft.com/office/drawing/2016/5/11/chartex" xmlns:cx6="http://schemas.microsoft.com/office/drawing/2016/5/12/chartex" xmlns:cx7="http://schemas.microsoft.com/office/drawing/2016/5/13/chartex" xmlns:cx8="http://schemas.microsoft.com/office/drawing/2016/5/14/chartex" xmlns:mc="http://schemas.openxmlformats.org/markup-compatibility/2006" xmlns:aink="http://schemas.microsoft.com/office/drawing/2016/ink" xmlns:am3d="http://schemas.microsoft.com/office/drawing/2017/model3d" xmlns:o="urn:schemas-microsoft-com:office:office" xmlns:oel="http://schemas.microsoft.com/office/2019/extlst" xmlns:r="http://schemas.openxmlformats.org/officeDocument/2006/relationships" xmlns:m="http://schemas.openxmlformats.org/officeDocument/2006/math" xmlns:v="urn:schemas-microsoft-com:vml" xmlns:wp14="http://schemas.microsoft.com/office/word/2010/wordprocessingDrawing" xmlns:wp="http://schemas.openxmlformats.org/drawingml/2006/wordprocessingDrawing" xmlns:w10="urn:schemas-microsoft-com:office:word" xmlns:w="http://schemas.openxmlformats.org/wordprocessingml/2006/main" xmlns:w14="http://schemas.microsoft.com/office/word/2010/wordml" xmlns:w15="http://schemas.microsoft.com/office/word/2012/wordml" xmlns:w16cex="http://schemas.microsoft.com/office/word/2018/wordml/cex" xmlns:w16cid="http://schemas.microsoft.com/office/word/2016/wordml/cid" xmlns:w16="http://schemas.microsoft.com/office/word/2018/wordml" xmlns:w16du="http://schemas.microsoft.com/office/word/2023/wordml/word16du" xmlns:w16sdtdh="http://schemas.microsoft.com/office/word/2020/wordml/sdtdatahash" xmlns:w16sdtfl="http://schemas.microsoft.com/office/word/2024/wordml/sdtformatlock" xmlns:w16se="http://schemas.microsoft.com/office/word/2015/wordml/symex" xmlns:wpg="http://schemas.microsoft.com/office/word/2010/wordprocessingGroup" xmlns:wpi="http://schemas.microsoft.com/office/word/2010/wordprocessingInk" xmlns:wne="http://schemas.microsoft.com/office/word/2006/wordml" xmlns:wps="http://schemas.microsoft.com/office/word/2010/wordprocessingShape" mc:Ignorable="w14 w15 w16se w16cid w16 w16cex w16sdtdh w16sdtfl w16du wp14">
+<w:numbering xmlns:wpc="http://schemas.microsoft.com/office/word/2010/wordprocessingCanvas" xmlns:cx="http://schemas.microsoft.com/office/drawing/2014/chartex" xmlns:cx1="http://schemas.microsoft.com/office/drawing/2015/9/8/chartex" xmlns:cx2="http://schemas.microsoft.com/office/drawing/2015/10/21/chartex" xmlns:cx3="http://schemas.microsoft.com/office/drawing/2016/5/9/chartex" xmlns:cx4="http://schemas.microsoft.com/office/drawing/2016/5/10/chartex" xmlns:cx5="http://schemas.microsoft.com/office/drawing/2016/5/11/chartex" xmlns:cx6="http://schemas.microsoft.com/office/drawing/2016/5/12/chartex" xmlns:cx7="http://schemas.microsoft.com/office/drawing/2016/5/13/chartex" xmlns:cx8="http://schemas.microsoft.com/office/drawing/2016/5/14/chartex" xmlns:mc="http://schemas.openxmlformats.org/markup-compatibility/2006" xmlns:m="http://schemas.openxmlformats.org/officeDocument/2006/math" xmlns:aink="http://schemas.microsoft.com/office/drawing/2016/ink" xmlns:am3d="http://schemas.microsoft.com/office/drawing/2017/model3d" xmlns:oel="http://schemas.microsoft.com/office/2019/extlst" xmlns:r="http://schemas.openxmlformats.org/officeDocument/2006/relationships" xmlns:wp14="http://schemas.microsoft.com/office/word/2010/wordprocessingDrawing" xmlns:wp="http://schemas.openxmlformats.org/drawingml/2006/wordprocessingDrawing" xmlns:wpg="http://schemas.microsoft.com/office/word/2010/wordprocessingGroup" xmlns:wpi="http://schemas.microsoft.com/office/word/2010/wordprocessingInk" xmlns:wps="http://schemas.microsoft.com/office/word/2010/wordprocessingShape" xmlns:o="urn:schemas-microsoft-com:office:office" xmlns:v="urn:schemas-microsoft-com:vml" xmlns:w10="urn:schemas-microsoft-com:office:word" xmlns:w="http://schemas.openxmlformats.org/wordprocessingml/2006/main" xmlns:w14="http://schemas.microsoft.com/office/word/2010/wordml" xmlns:w15="http://schemas.microsoft.com/office/word/2012/wordml" xmlns:w16cei="http://schemas.microsoft.com/office/word/2026/wordml/cei" xmlns:w16cex="http://schemas.microsoft.com/office/word/2018/wordml/cex" xmlns:w16cid="http://schemas.microsoft.com/office/word/2016/wordml/cid" xmlns:w16="http://schemas.microsoft.com/office/word/2018/wordml" xmlns:w16sdtdh="http://schemas.microsoft.com/office/word/2020/wordml/sdtdatahash" xmlns:w16sdtfl="http://schemas.microsoft.com/office/word/2024/wordml/sdtformatlock" xmlns:w16se="http://schemas.microsoft.com/office/word/2015/wordml/symex" xmlns:w16du="http://schemas.microsoft.com/office/word/2023/wordml/word16du" xmlns:wne="http://schemas.microsoft.com/office/word/2006/wordml" mc:Ignorable="w14 w15 w16se w16cid w16 w16cex w16sdtdh w16sdtfl w16du wp14">
   <w:abstractNum w:abstractNumId="0" w15:restartNumberingAfterBreak="0">
     <w:nsid w:val="4D532B75"/>
     <w:multiLevelType w:val="hybridMultilevel"/>
@@ -15245,7 +14967,7 @@
 </file>
 
 <file path=word/styles.xml><?xml version="1.0" encoding="utf-8"?>
-<w:styles xmlns:mc="http://schemas.openxmlformats.org/markup-compatibility/2006" xmlns:r="http://schemas.openxmlformats.org/officeDocument/2006/relationships" xmlns:w="http://schemas.openxmlformats.org/wordprocessingml/2006/main" xmlns:w14="http://schemas.microsoft.com/office/word/2010/wordml" xmlns:w15="http://schemas.microsoft.com/office/word/2012/wordml" xmlns:w16cex="http://schemas.microsoft.com/office/word/2018/wordml/cex" xmlns:w16cid="http://schemas.microsoft.com/office/word/2016/wordml/cid" xmlns:w16="http://schemas.microsoft.com/office/word/2018/wordml" xmlns:w16du="http://schemas.microsoft.com/office/word/2023/wordml/word16du" xmlns:w16sdtdh="http://schemas.microsoft.com/office/word/2020/wordml/sdtdatahash" xmlns:w16sdtfl="http://schemas.microsoft.com/office/word/2024/wordml/sdtformatlock" xmlns:w16se="http://schemas.microsoft.com/office/word/2015/wordml/symex" mc:Ignorable="w14 w15 w16se w16cid w16 w16cex w16sdtdh w16sdtfl w16du">
+<w:styles xmlns:mc="http://schemas.openxmlformats.org/markup-compatibility/2006" xmlns:r="http://schemas.openxmlformats.org/officeDocument/2006/relationships" xmlns:w="http://schemas.openxmlformats.org/wordprocessingml/2006/main" xmlns:w14="http://schemas.microsoft.com/office/word/2010/wordml" xmlns:w15="http://schemas.microsoft.com/office/word/2012/wordml" xmlns:w16cex="http://schemas.microsoft.com/office/word/2018/wordml/cex" xmlns:w16cid="http://schemas.microsoft.com/office/word/2016/wordml/cid" xmlns:w16="http://schemas.microsoft.com/office/word/2018/wordml" xmlns:w16sdtdh="http://schemas.microsoft.com/office/word/2020/wordml/sdtdatahash" xmlns:w16sdtfl="http://schemas.microsoft.com/office/word/2024/wordml/sdtformatlock" xmlns:w16se="http://schemas.microsoft.com/office/word/2015/wordml/symex" xmlns:w16du="http://schemas.microsoft.com/office/word/2023/wordml/word16du" mc:Ignorable="w14 w15 w16se w16cid w16 w16cex w16sdtdh w16sdtfl w16du">
   <w:docDefaults>
     <w:rPrDefault>
       <w:rPr>
